--- a/briefings/线口监测午报-2026-10-15.docx
+++ b/briefings/线口监测午报-2026-10-15.docx
@@ -22,7 +22,7 @@
           <w:color w:val="888888"/>
           <w:sz w:val="18"/>
         </w:rPr>
-        <w:t>监测窗口:近48小时 | 生成时间:2026-10-15 12:46</w:t>
+        <w:t>监测窗口:近48小时 | 生成时间:2026-10-15 13:55</w:t>
       </w:r>
     </w:p>
     <w:p>
@@ -70,6 +70,210 @@
           <w:color w:val="888888"/>
           <w:sz w:val="24"/>
         </w:rPr>
+        <w:t>微软办公 AI 智能体技术突破：不换模型响应提速 400%，词元消耗减 30%</w:t>
+      </w:r>
+    </w:p>
+    <w:p>
+      <w:r>
+        <w:rPr>
+          <w:rFonts w:ascii="Times New Roman" w:hAnsi="Times New Roman" w:eastAsia="宋体"/>
+          <w:color w:val="888888"/>
+          <w:sz w:val="18"/>
+        </w:rPr>
+        <w:t>来源:IT之家 | 时间:10-15 13:43</w:t>
+      </w:r>
+    </w:p>
+    <w:p>
+      <w:r>
+        <w:rPr>
+          <w:rFonts w:ascii="Times New Roman" w:hAnsi="Times New Roman" w:eastAsia="宋体"/>
+          <w:sz w:val="18"/>
+        </w:rPr>
+        <w:t>链接:</w:t>
+      </w:r>
+      <w:hyperlink r:id="rId9">
+        <w:r>
+          <w:rPr>
+            <w:color w:val="0563C1"/>
+            <w:u w:val="single"/>
+          </w:rPr>
+          <w:t>微软办公 AI 智能体技术突破：不换模型响应提速 400%，词元消耗减 30%</w:t>
+        </w:r>
+      </w:hyperlink>
+    </w:p>
+    <w:p>
+      <w:pPr>
+        <w:pStyle w:val="Heading3"/>
+      </w:pPr>
+      <w:r>
+        <w:rPr>
+          <w:rFonts w:ascii="Times New Roman" w:hAnsi="Times New Roman" w:eastAsia="黑体"/>
+          <w:b w:val="0"/>
+          <w:color w:val="888888"/>
+          <w:sz w:val="24"/>
+        </w:rPr>
+        <w:t>【C级·参考】</w:t>
+      </w:r>
+      <w:r>
+        <w:rPr>
+          <w:rFonts w:ascii="Times New Roman" w:hAnsi="Times New Roman" w:eastAsia="黑体"/>
+          <w:b w:val="0"/>
+          <w:color w:val="888888"/>
+          <w:sz w:val="24"/>
+        </w:rPr>
+        <w:t>DeepSeek 网页 / API 服务恢复正常，中断近 5 个小时</w:t>
+      </w:r>
+    </w:p>
+    <w:p>
+      <w:r>
+        <w:rPr>
+          <w:rFonts w:ascii="Times New Roman" w:hAnsi="Times New Roman" w:eastAsia="宋体"/>
+          <w:color w:val="888888"/>
+          <w:sz w:val="18"/>
+        </w:rPr>
+        <w:t>来源:IT之家 | 时间:10-15 13:27</w:t>
+      </w:r>
+    </w:p>
+    <w:p>
+      <w:r>
+        <w:rPr>
+          <w:rFonts w:ascii="Times New Roman" w:hAnsi="Times New Roman" w:eastAsia="宋体"/>
+          <w:sz w:val="18"/>
+        </w:rPr>
+        <w:t>链接:</w:t>
+      </w:r>
+      <w:hyperlink r:id="rId10">
+        <w:r>
+          <w:rPr>
+            <w:color w:val="0563C1"/>
+            <w:u w:val="single"/>
+          </w:rPr>
+          <w:t>DeepSeek 网页 / API 服务恢复正常，中断近 5 个小时</w:t>
+        </w:r>
+      </w:hyperlink>
+    </w:p>
+    <w:p>
+      <w:pPr>
+        <w:pStyle w:val="Heading3"/>
+      </w:pPr>
+      <w:r>
+        <w:rPr>
+          <w:rFonts w:ascii="Times New Roman" w:hAnsi="Times New Roman" w:eastAsia="黑体"/>
+          <w:b w:val="0"/>
+          <w:color w:val="888888"/>
+          <w:sz w:val="24"/>
+        </w:rPr>
+        <w:t>【C级·参考】</w:t>
+      </w:r>
+      <w:r>
+        <w:rPr>
+          <w:rFonts w:ascii="Times New Roman" w:hAnsi="Times New Roman" w:eastAsia="黑体"/>
+          <w:b w:val="0"/>
+          <w:color w:val="888888"/>
+          <w:sz w:val="24"/>
+        </w:rPr>
+        <w:t>比尔 · 盖茨认为 AI 比核武器更危险、比核能更有用，与 PC、互联网等创新都不同</w:t>
+      </w:r>
+    </w:p>
+    <w:p>
+      <w:r>
+        <w:rPr>
+          <w:rFonts w:ascii="Times New Roman" w:hAnsi="Times New Roman" w:eastAsia="宋体"/>
+          <w:color w:val="888888"/>
+          <w:sz w:val="18"/>
+        </w:rPr>
+        <w:t>来源:IT之家 | 时间:10-15 13:19</w:t>
+      </w:r>
+    </w:p>
+    <w:p>
+      <w:r>
+        <w:rPr>
+          <w:rFonts w:ascii="Times New Roman" w:hAnsi="Times New Roman" w:eastAsia="宋体"/>
+          <w:sz w:val="18"/>
+        </w:rPr>
+        <w:t>链接:</w:t>
+      </w:r>
+      <w:hyperlink r:id="rId11">
+        <w:r>
+          <w:rPr>
+            <w:color w:val="0563C1"/>
+            <w:u w:val="single"/>
+          </w:rPr>
+          <w:t>比尔 · 盖茨认为 AI 比核武器更危险、比核能更有用，与 PC、互联网等创新都不同</w:t>
+        </w:r>
+      </w:hyperlink>
+    </w:p>
+    <w:p>
+      <w:pPr>
+        <w:pStyle w:val="Heading3"/>
+      </w:pPr>
+      <w:r>
+        <w:rPr>
+          <w:rFonts w:ascii="Times New Roman" w:hAnsi="Times New Roman" w:eastAsia="黑体"/>
+          <w:b w:val="0"/>
+          <w:color w:val="888888"/>
+          <w:sz w:val="24"/>
+        </w:rPr>
+        <w:t>【C级·参考】</w:t>
+      </w:r>
+      <w:r>
+        <w:rPr>
+          <w:rFonts w:ascii="Times New Roman" w:hAnsi="Times New Roman" w:eastAsia="黑体"/>
+          <w:b w:val="0"/>
+          <w:color w:val="888888"/>
+          <w:sz w:val="24"/>
+        </w:rPr>
+        <w:t>Anthropic 国际业务负责人普兰森：开放式 AI 模型比我们的模型风险更高</w:t>
+      </w:r>
+    </w:p>
+    <w:p>
+      <w:r>
+        <w:rPr>
+          <w:rFonts w:ascii="Times New Roman" w:hAnsi="Times New Roman" w:eastAsia="宋体"/>
+          <w:color w:val="888888"/>
+          <w:sz w:val="18"/>
+        </w:rPr>
+        <w:t>来源:IT之家 | 时间:10-15 12:46</w:t>
+      </w:r>
+    </w:p>
+    <w:p>
+      <w:r>
+        <w:rPr>
+          <w:rFonts w:ascii="Times New Roman" w:hAnsi="Times New Roman" w:eastAsia="宋体"/>
+          <w:sz w:val="18"/>
+        </w:rPr>
+        <w:t>链接:</w:t>
+      </w:r>
+      <w:hyperlink r:id="rId12">
+        <w:r>
+          <w:rPr>
+            <w:color w:val="0563C1"/>
+            <w:u w:val="single"/>
+          </w:rPr>
+          <w:t>Anthropic 国际业务负责人普兰森：开放式 AI 模型比我们的模型风险更高</w:t>
+        </w:r>
+      </w:hyperlink>
+    </w:p>
+    <w:p>
+      <w:pPr>
+        <w:pStyle w:val="Heading3"/>
+      </w:pPr>
+      <w:r>
+        <w:rPr>
+          <w:rFonts w:ascii="Times New Roman" w:hAnsi="Times New Roman" w:eastAsia="黑体"/>
+          <w:b w:val="0"/>
+          <w:color w:val="888888"/>
+          <w:sz w:val="24"/>
+        </w:rPr>
+        <w:t>【C级·参考】</w:t>
+      </w:r>
+      <w:r>
+        <w:rPr>
+          <w:rFonts w:ascii="Times New Roman" w:hAnsi="Times New Roman" w:eastAsia="黑体"/>
+          <w:b w:val="0"/>
+          <w:color w:val="888888"/>
+          <w:sz w:val="24"/>
+        </w:rPr>
         <w:t>OpenAI 伦敦分部去年人均薪酬超 230 万英镑，堪比英超球星</w:t>
       </w:r>
     </w:p>
@@ -91,7 +295,7 @@
         </w:rPr>
         <w:t>链接:</w:t>
       </w:r>
-      <w:hyperlink r:id="rId9">
+      <w:hyperlink r:id="rId13">
         <w:r>
           <w:rPr>
             <w:color w:val="0563C1"/>
@@ -142,7 +346,7 @@
         </w:rPr>
         <w:t>链接:</w:t>
       </w:r>
-      <w:hyperlink r:id="rId10">
+      <w:hyperlink r:id="rId14">
         <w:r>
           <w:rPr>
             <w:color w:val="0563C1"/>
@@ -193,7 +397,7 @@
         </w:rPr>
         <w:t>链接:</w:t>
       </w:r>
-      <w:hyperlink r:id="rId11">
+      <w:hyperlink r:id="rId15">
         <w:r>
           <w:rPr>
             <w:color w:val="0563C1"/>
@@ -244,7 +448,7 @@
         </w:rPr>
         <w:t>链接:</w:t>
       </w:r>
-      <w:hyperlink r:id="rId12">
+      <w:hyperlink r:id="rId16">
         <w:r>
           <w:rPr>
             <w:color w:val="0563C1"/>
@@ -295,7 +499,7 @@
         </w:rPr>
         <w:t>链接:</w:t>
       </w:r>
-      <w:hyperlink r:id="rId13">
+      <w:hyperlink r:id="rId17">
         <w:r>
           <w:rPr>
             <w:color w:val="0563C1"/>
@@ -346,7 +550,7 @@
         </w:rPr>
         <w:t>链接:</w:t>
       </w:r>
-      <w:hyperlink r:id="rId14">
+      <w:hyperlink r:id="rId18">
         <w:r>
           <w:rPr>
             <w:color w:val="0563C1"/>
@@ -397,7 +601,7 @@
         </w:rPr>
         <w:t>链接:</w:t>
       </w:r>
-      <w:hyperlink r:id="rId15">
+      <w:hyperlink r:id="rId19">
         <w:r>
           <w:rPr>
             <w:color w:val="0563C1"/>
@@ -448,7 +652,7 @@
         </w:rPr>
         <w:t>链接:</w:t>
       </w:r>
-      <w:hyperlink r:id="rId16">
+      <w:hyperlink r:id="rId20">
         <w:r>
           <w:rPr>
             <w:color w:val="0563C1"/>
@@ -499,7 +703,7 @@
         </w:rPr>
         <w:t>链接:</w:t>
       </w:r>
-      <w:hyperlink r:id="rId17">
+      <w:hyperlink r:id="rId21">
         <w:r>
           <w:rPr>
             <w:color w:val="0563C1"/>
@@ -550,7 +754,7 @@
         </w:rPr>
         <w:t>链接:</w:t>
       </w:r>
-      <w:hyperlink r:id="rId18">
+      <w:hyperlink r:id="rId22">
         <w:r>
           <w:rPr>
             <w:color w:val="0563C1"/>
@@ -601,7 +805,7 @@
         </w:rPr>
         <w:t>链接:</w:t>
       </w:r>
-      <w:hyperlink r:id="rId19">
+      <w:hyperlink r:id="rId23">
         <w:r>
           <w:rPr>
             <w:color w:val="0563C1"/>
@@ -652,7 +856,7 @@
         </w:rPr>
         <w:t>链接:</w:t>
       </w:r>
-      <w:hyperlink r:id="rId20">
+      <w:hyperlink r:id="rId24">
         <w:r>
           <w:rPr>
             <w:color w:val="0563C1"/>
@@ -703,7 +907,7 @@
         </w:rPr>
         <w:t>链接:</w:t>
       </w:r>
-      <w:hyperlink r:id="rId21">
+      <w:hyperlink r:id="rId25">
         <w:r>
           <w:rPr>
             <w:color w:val="0563C1"/>
@@ -754,7 +958,7 @@
         </w:rPr>
         <w:t>链接:</w:t>
       </w:r>
-      <w:hyperlink r:id="rId22">
+      <w:hyperlink r:id="rId26">
         <w:r>
           <w:rPr>
             <w:color w:val="0563C1"/>
@@ -805,7 +1009,7 @@
         </w:rPr>
         <w:t>链接:</w:t>
       </w:r>
-      <w:hyperlink r:id="rId23">
+      <w:hyperlink r:id="rId27">
         <w:r>
           <w:rPr>
             <w:color w:val="0563C1"/>
@@ -835,7 +1039,7 @@
           <w:color w:val="888888"/>
           <w:sz w:val="24"/>
         </w:rPr>
-        <w:t>DeepSeek 网页 / API 服务今日出现部分中断，提示“服务器暂时不可用”</w:t>
+        <w:t>极米MemoMind One AI显示眼镜开启预售 光学音频记忆三大功能适配日常场景</w:t>
       </w:r>
     </w:p>
     <w:p>
@@ -845,7 +1049,7 @@
           <w:color w:val="888888"/>
           <w:sz w:val="18"/>
         </w:rPr>
-        <w:t>来源:IT之家 | 时间:10-15 09:06</w:t>
+        <w:t>来源:Bing新闻 | 时间:10-15 06:18</w:t>
       </w:r>
     </w:p>
     <w:p>
@@ -856,64 +1060,13 @@
         </w:rPr>
         <w:t>链接:</w:t>
       </w:r>
-      <w:hyperlink r:id="rId24">
+      <w:hyperlink r:id="rId28">
         <w:r>
           <w:rPr>
             <w:color w:val="0563C1"/>
             <w:u w:val="single"/>
           </w:rPr>
-          <w:t>DeepSeek 网页 / API 服务今日出现部分中断，提示“服务器暂时不可用”</w:t>
-        </w:r>
-      </w:hyperlink>
-    </w:p>
-    <w:p>
-      <w:pPr>
-        <w:pStyle w:val="Heading3"/>
-      </w:pPr>
-      <w:r>
-        <w:rPr>
-          <w:rFonts w:ascii="Times New Roman" w:hAnsi="Times New Roman" w:eastAsia="黑体"/>
-          <w:b w:val="0"/>
-          <w:color w:val="888888"/>
-          <w:sz w:val="24"/>
-        </w:rPr>
-        <w:t>【C级·参考】</w:t>
-      </w:r>
-      <w:r>
-        <w:rPr>
-          <w:rFonts w:ascii="Times New Roman" w:hAnsi="Times New Roman" w:eastAsia="黑体"/>
-          <w:b w:val="0"/>
-          <w:color w:val="888888"/>
-          <w:sz w:val="24"/>
-        </w:rPr>
-        <w:t>Banks are now trying to offload the AI data center debt they just underwrote</w:t>
-      </w:r>
-    </w:p>
-    <w:p>
-      <w:r>
-        <w:rPr>
-          <w:rFonts w:ascii="Times New Roman" w:hAnsi="Times New Roman" w:eastAsia="宋体"/>
-          <w:color w:val="888888"/>
-          <w:sz w:val="18"/>
-        </w:rPr>
-        <w:t>来源:Hacker News | 时间:10-15 02:32</w:t>
-      </w:r>
-    </w:p>
-    <w:p>
-      <w:r>
-        <w:rPr>
-          <w:rFonts w:ascii="Times New Roman" w:hAnsi="Times New Roman" w:eastAsia="宋体"/>
-          <w:sz w:val="18"/>
-        </w:rPr>
-        <w:t>链接:</w:t>
-      </w:r>
-      <w:hyperlink r:id="rId25">
-        <w:r>
-          <w:rPr>
-            <w:color w:val="0563C1"/>
-            <w:u w:val="single"/>
-          </w:rPr>
-          <w:t>Banks are now trying to offload the AI data center debt they just underwrote</w:t>
+          <w:t>极米MemoMind One AI显示眼镜开启预售 光学音频记忆三大功能适配日常场景</w:t>
         </w:r>
       </w:hyperlink>
     </w:p>
@@ -958,7 +1111,7 @@
         </w:rPr>
         <w:t>链接:</w:t>
       </w:r>
-      <w:hyperlink r:id="rId26">
+      <w:hyperlink r:id="rId29">
         <w:r>
           <w:rPr>
             <w:color w:val="0563C1"/>
@@ -988,7 +1141,7 @@
           <w:color w:val="888888"/>
           <w:sz w:val="24"/>
         </w:rPr>
-        <w:t>Has AI tells</w:t>
+        <w:t>Show HN: I wrote an email app that accepts only one sender per inbox</w:t>
       </w:r>
     </w:p>
     <w:p>
@@ -998,7 +1151,7 @@
           <w:color w:val="888888"/>
           <w:sz w:val="18"/>
         </w:rPr>
-        <w:t>来源:Hacker News | 时间:10-15 00:52</w:t>
+        <w:t>来源:Hacker News | 时间:10-15 01:00</w:t>
       </w:r>
     </w:p>
     <w:p>
@@ -1009,115 +1162,13 @@
         </w:rPr>
         <w:t>链接:</w:t>
       </w:r>
-      <w:hyperlink r:id="rId27">
+      <w:hyperlink r:id="rId30">
         <w:r>
           <w:rPr>
             <w:color w:val="0563C1"/>
             <w:u w:val="single"/>
           </w:rPr>
-          <w:t>Has AI tells</w:t>
-        </w:r>
-      </w:hyperlink>
-    </w:p>
-    <w:p>
-      <w:pPr>
-        <w:pStyle w:val="Heading3"/>
-      </w:pPr>
-      <w:r>
-        <w:rPr>
-          <w:rFonts w:ascii="Times New Roman" w:hAnsi="Times New Roman" w:eastAsia="黑体"/>
-          <w:b w:val="0"/>
-          <w:color w:val="888888"/>
-          <w:sz w:val="24"/>
-        </w:rPr>
-        <w:t>【C级·参考|本地】</w:t>
-      </w:r>
-      <w:r>
-        <w:rPr>
-          <w:rFonts w:ascii="Times New Roman" w:hAnsi="Times New Roman" w:eastAsia="黑体"/>
-          <w:b w:val="0"/>
-          <w:color w:val="888888"/>
-          <w:sz w:val="24"/>
-        </w:rPr>
-        <w:t>1小时搞定AI眼镜定制“深圳周期”惊艳外国游客</w:t>
-      </w:r>
-    </w:p>
-    <w:p>
-      <w:r>
-        <w:rPr>
-          <w:rFonts w:ascii="Times New Roman" w:hAnsi="Times New Roman" w:eastAsia="宋体"/>
-          <w:color w:val="888888"/>
-          <w:sz w:val="18"/>
-        </w:rPr>
-        <w:t>来源:Bing新闻 | 时间:10-15 00:40</w:t>
-      </w:r>
-    </w:p>
-    <w:p>
-      <w:r>
-        <w:rPr>
-          <w:rFonts w:ascii="Times New Roman" w:hAnsi="Times New Roman" w:eastAsia="宋体"/>
-          <w:sz w:val="18"/>
-        </w:rPr>
-        <w:t>链接:</w:t>
-      </w:r>
-      <w:hyperlink r:id="rId28">
-        <w:r>
-          <w:rPr>
-            <w:color w:val="0563C1"/>
-            <w:u w:val="single"/>
-          </w:rPr>
-          <w:t>1小时搞定AI眼镜定制“深圳周期”惊艳外国游客</w:t>
-        </w:r>
-      </w:hyperlink>
-    </w:p>
-    <w:p>
-      <w:pPr>
-        <w:pStyle w:val="Heading3"/>
-      </w:pPr>
-      <w:r>
-        <w:rPr>
-          <w:rFonts w:ascii="Times New Roman" w:hAnsi="Times New Roman" w:eastAsia="黑体"/>
-          <w:b w:val="0"/>
-          <w:color w:val="888888"/>
-          <w:sz w:val="24"/>
-        </w:rPr>
-        <w:t>【C级·参考】</w:t>
-      </w:r>
-      <w:r>
-        <w:rPr>
-          <w:rFonts w:ascii="Times New Roman" w:hAnsi="Times New Roman" w:eastAsia="黑体"/>
-          <w:b w:val="0"/>
-          <w:color w:val="888888"/>
-          <w:sz w:val="24"/>
-        </w:rPr>
-        <w:t>强化使用提示，明确各方责任！欧盟发布AI眼镜隐私保护声明</w:t>
-      </w:r>
-    </w:p>
-    <w:p>
-      <w:r>
-        <w:rPr>
-          <w:rFonts w:ascii="Times New Roman" w:hAnsi="Times New Roman" w:eastAsia="宋体"/>
-          <w:color w:val="888888"/>
-          <w:sz w:val="18"/>
-        </w:rPr>
-        <w:t>来源:Bing新闻 | 时间:10-14 22:34</w:t>
-      </w:r>
-    </w:p>
-    <w:p>
-      <w:r>
-        <w:rPr>
-          <w:rFonts w:ascii="Times New Roman" w:hAnsi="Times New Roman" w:eastAsia="宋体"/>
-          <w:sz w:val="18"/>
-        </w:rPr>
-        <w:t>链接:</w:t>
-      </w:r>
-      <w:hyperlink r:id="rId29">
-        <w:r>
-          <w:rPr>
-            <w:color w:val="0563C1"/>
-            <w:u w:val="single"/>
-          </w:rPr>
-          <w:t>强化使用提示，明确各方责任！欧盟发布AI眼镜隐私保护声明</w:t>
+          <w:t>Show HN: I wrote an email app that accepts only one sender per inbox</w:t>
         </w:r>
       </w:hyperlink>
     </w:p>
@@ -1225,7 +1276,7 @@
         </w:rPr>
         <w:t>链接:</w:t>
       </w:r>
-      <w:hyperlink r:id="rId30">
+      <w:hyperlink r:id="rId31">
         <w:r>
           <w:rPr>
             <w:color w:val="0563C1"/>
@@ -1276,7 +1327,7 @@
         </w:rPr>
         <w:t>链接:</w:t>
       </w:r>
-      <w:hyperlink r:id="rId31">
+      <w:hyperlink r:id="rId32">
         <w:r>
           <w:rPr>
             <w:color w:val="0563C1"/>
@@ -1327,7 +1378,7 @@
         </w:rPr>
         <w:t>链接:</w:t>
       </w:r>
-      <w:hyperlink r:id="rId32">
+      <w:hyperlink r:id="rId33">
         <w:r>
           <w:rPr>
             <w:color w:val="0563C1"/>
@@ -1378,7 +1429,7 @@
         </w:rPr>
         <w:t>链接:</w:t>
       </w:r>
-      <w:hyperlink r:id="rId33">
+      <w:hyperlink r:id="rId34">
         <w:r>
           <w:rPr>
             <w:color w:val="0563C1"/>
@@ -1429,7 +1480,7 @@
         </w:rPr>
         <w:t>链接:</w:t>
       </w:r>
-      <w:hyperlink r:id="rId34">
+      <w:hyperlink r:id="rId35">
         <w:r>
           <w:rPr>
             <w:color w:val="0563C1"/>
@@ -1480,7 +1531,7 @@
         </w:rPr>
         <w:t>链接:</w:t>
       </w:r>
-      <w:hyperlink r:id="rId35">
+      <w:hyperlink r:id="rId36">
         <w:r>
           <w:rPr>
             <w:color w:val="0563C1"/>
@@ -1531,7 +1582,7 @@
         </w:rPr>
         <w:t>链接:</w:t>
       </w:r>
-      <w:hyperlink r:id="rId36">
+      <w:hyperlink r:id="rId37">
         <w:r>
           <w:rPr>
             <w:color w:val="0563C1"/>
@@ -1582,64 +1633,13 @@
         </w:rPr>
         <w:t>链接:</w:t>
       </w:r>
-      <w:hyperlink r:id="rId37">
+      <w:hyperlink r:id="rId38">
         <w:r>
           <w:rPr>
             <w:color w:val="0563C1"/>
             <w:u w:val="single"/>
           </w:rPr>
           <w:t>腾讯视频官方 11.11 预售：VIP 会员年卡 138 元、SVIP 会员年卡 238 元</w:t>
-        </w:r>
-      </w:hyperlink>
-    </w:p>
-    <w:p>
-      <w:pPr>
-        <w:pStyle w:val="Heading3"/>
-      </w:pPr>
-      <w:r>
-        <w:rPr>
-          <w:rFonts w:ascii="Times New Roman" w:hAnsi="Times New Roman" w:eastAsia="黑体"/>
-          <w:b w:val="0"/>
-          <w:color w:val="888888"/>
-          <w:sz w:val="24"/>
-        </w:rPr>
-        <w:t>【C级·参考】</w:t>
-      </w:r>
-      <w:r>
-        <w:rPr>
-          <w:rFonts w:ascii="Times New Roman" w:hAnsi="Times New Roman" w:eastAsia="黑体"/>
-          <w:b w:val="0"/>
-          <w:color w:val="888888"/>
-          <w:sz w:val="24"/>
-        </w:rPr>
-        <w:t>新一期 ID@XBOX 活动将于当地时间 10 月 20 日举行，涉及 18 款游戏</w:t>
-      </w:r>
-    </w:p>
-    <w:p>
-      <w:r>
-        <w:rPr>
-          <w:rFonts w:ascii="Times New Roman" w:hAnsi="Times New Roman" w:eastAsia="宋体"/>
-          <w:color w:val="888888"/>
-          <w:sz w:val="18"/>
-        </w:rPr>
-        <w:t>来源:IT之家 | 时间:10-15 09:24</w:t>
-      </w:r>
-    </w:p>
-    <w:p>
-      <w:r>
-        <w:rPr>
-          <w:rFonts w:ascii="Times New Roman" w:hAnsi="Times New Roman" w:eastAsia="宋体"/>
-          <w:sz w:val="18"/>
-        </w:rPr>
-        <w:t>链接:</w:t>
-      </w:r>
-      <w:hyperlink r:id="rId38">
-        <w:r>
-          <w:rPr>
-            <w:color w:val="0563C1"/>
-            <w:u w:val="single"/>
-          </w:rPr>
-          <w:t>新一期 ID@XBOX 活动将于当地时间 10 月 20 日举行，涉及 18 款游戏</w:t>
         </w:r>
       </w:hyperlink>
     </w:p>
@@ -1686,7 +1686,7 @@
           <w:rFonts w:ascii="Times New Roman" w:hAnsi="Times New Roman" w:eastAsia="宋体"/>
           <w:sz w:val="18"/>
         </w:rPr>
-        <w:t>IT之家(60)、GameLook(14)、HackerNews(7)、Bing新闻(10)</w:t>
+        <w:t>IT之家(60)、GameLook(14)、HackerNews(6)、Bing新闻(9)</w:t>
       </w:r>
     </w:p>
     <w:p>

--- a/briefings/线口监测午报-2026-10-15.docx
+++ b/briefings/线口监测午报-2026-10-15.docx
@@ -22,7 +22,7 @@
           <w:color w:val="888888"/>
           <w:sz w:val="18"/>
         </w:rPr>
-        <w:t>监测窗口:近48小时 | 生成时间:2026-10-15 13:55</w:t>
+        <w:t>监测窗口:近48小时 | 生成时间:2026-10-15 20:36</w:t>
       </w:r>
     </w:p>
     <w:p>
@@ -70,7 +70,7 @@
           <w:color w:val="888888"/>
           <w:sz w:val="24"/>
         </w:rPr>
-        <w:t>微软办公 AI 智能体技术突破：不换模型响应提速 400%，词元消耗减 30%</w:t>
+        <w:t>极米记得 AI 眼镜 MemoMind One 预售：无摄像头，首发 2699 元</w:t>
       </w:r>
     </w:p>
     <w:p>
@@ -80,7 +80,7 @@
           <w:color w:val="888888"/>
           <w:sz w:val="18"/>
         </w:rPr>
-        <w:t>来源:IT之家 | 时间:10-15 13:43</w:t>
+        <w:t>来源:IT之家 | 时间:10-15 20:05</w:t>
       </w:r>
     </w:p>
     <w:p>
@@ -97,7 +97,7 @@
             <w:color w:val="0563C1"/>
             <w:u w:val="single"/>
           </w:rPr>
-          <w:t>微软办公 AI 智能体技术突破：不换模型响应提速 400%，词元消耗减 30%</w:t>
+          <w:t>极米记得 AI 眼镜 MemoMind One 预售：无摄像头，首发 2699 元</w:t>
         </w:r>
       </w:hyperlink>
     </w:p>
@@ -121,7 +121,7 @@
           <w:color w:val="888888"/>
           <w:sz w:val="24"/>
         </w:rPr>
-        <w:t>DeepSeek 网页 / API 服务恢复正常，中断近 5 个小时</w:t>
+        <w:t>TOPC TXA2 "Gorgon Halo" 迷你 AI 工作站上市，192GB + 2TB 售 45999 元</w:t>
       </w:r>
     </w:p>
     <w:p>
@@ -131,7 +131,7 @@
           <w:color w:val="888888"/>
           <w:sz w:val="18"/>
         </w:rPr>
-        <w:t>来源:IT之家 | 时间:10-15 13:27</w:t>
+        <w:t>来源:IT之家 | 时间:10-15 19:55</w:t>
       </w:r>
     </w:p>
     <w:p>
@@ -148,7 +148,7 @@
             <w:color w:val="0563C1"/>
             <w:u w:val="single"/>
           </w:rPr>
-          <w:t>DeepSeek 网页 / API 服务恢复正常，中断近 5 个小时</w:t>
+          <w:t>TOPC TXA2 "Gorgon Halo" 迷你 AI 工作站上市，192GB + 2TB 售 45999 元</w:t>
         </w:r>
       </w:hyperlink>
     </w:p>
@@ -172,7 +172,7 @@
           <w:color w:val="888888"/>
           <w:sz w:val="24"/>
         </w:rPr>
-        <w:t>比尔 · 盖茨认为 AI 比核武器更危险、比核能更有用，与 PC、互联网等创新都不同</w:t>
+        <w:t>SK 海力士推出 3D FeNAND 技术，瞄准 AI 计算</w:t>
       </w:r>
     </w:p>
     <w:p>
@@ -182,7 +182,7 @@
           <w:color w:val="888888"/>
           <w:sz w:val="18"/>
         </w:rPr>
-        <w:t>来源:IT之家 | 时间:10-15 13:19</w:t>
+        <w:t>来源:IT之家 | 时间:10-15 19:05</w:t>
       </w:r>
     </w:p>
     <w:p>
@@ -199,7 +199,7 @@
             <w:color w:val="0563C1"/>
             <w:u w:val="single"/>
           </w:rPr>
-          <w:t>比尔 · 盖茨认为 AI 比核武器更危险、比核能更有用，与 PC、互联网等创新都不同</w:t>
+          <w:t>SK 海力士推出 3D FeNAND 技术，瞄准 AI 计算</w:t>
         </w:r>
       </w:hyperlink>
     </w:p>
@@ -223,7 +223,7 @@
           <w:color w:val="888888"/>
           <w:sz w:val="24"/>
         </w:rPr>
-        <w:t>Anthropic 国际业务负责人普兰森：开放式 AI 模型比我们的模型风险更高</w:t>
+        <w:t>DeepSeek 服务故障近 5 小时，官方补偿所有 API 用户 7 天内的消耗金额</w:t>
       </w:r>
     </w:p>
     <w:p>
@@ -233,7 +233,7 @@
           <w:color w:val="888888"/>
           <w:sz w:val="18"/>
         </w:rPr>
-        <w:t>来源:IT之家 | 时间:10-15 12:46</w:t>
+        <w:t>来源:IT之家 | 时间:10-15 17:34</w:t>
       </w:r>
     </w:p>
     <w:p>
@@ -250,7 +250,7 @@
             <w:color w:val="0563C1"/>
             <w:u w:val="single"/>
           </w:rPr>
-          <w:t>Anthropic 国际业务负责人普兰森：开放式 AI 模型比我们的模型风险更高</w:t>
+          <w:t>DeepSeek 服务故障近 5 小时，官方补偿所有 API 用户 7 天内的消耗金额</w:t>
         </w:r>
       </w:hyperlink>
     </w:p>
@@ -274,7 +274,7 @@
           <w:color w:val="888888"/>
           <w:sz w:val="24"/>
         </w:rPr>
-        <w:t>OpenAI 伦敦分部去年人均薪酬超 230 万英镑，堪比英超球星</w:t>
+        <w:t>美国银行聘请 1000 名外包人员，修复 Mythos 等 AI 模型发现的软件漏洞</w:t>
       </w:r>
     </w:p>
     <w:p>
@@ -284,7 +284,7 @@
           <w:color w:val="888888"/>
           <w:sz w:val="18"/>
         </w:rPr>
-        <w:t>来源:IT之家 | 时间:10-15 12:43</w:t>
+        <w:t>来源:IT之家 | 时间:10-15 17:10</w:t>
       </w:r>
     </w:p>
     <w:p>
@@ -301,7 +301,7 @@
             <w:color w:val="0563C1"/>
             <w:u w:val="single"/>
           </w:rPr>
-          <w:t>OpenAI 伦敦分部去年人均薪酬超 230 万英镑，堪比英超球星</w:t>
+          <w:t>美国银行聘请 1000 名外包人员，修复 Mythos 等 AI 模型发现的软件漏洞</w:t>
         </w:r>
       </w:hyperlink>
     </w:p>
@@ -325,7 +325,7 @@
           <w:color w:val="888888"/>
           <w:sz w:val="24"/>
         </w:rPr>
-        <w:t>瑞典一综艺节目整季制作文件疑被 AI 智能体删除，团队只能从头重剪</w:t>
+        <w:t>库克：苹果智能 Apple Intelligence 月底在华发布测试版本，但不包括 Siri AI</w:t>
       </w:r>
     </w:p>
     <w:p>
@@ -335,7 +335,7 @@
           <w:color w:val="888888"/>
           <w:sz w:val="18"/>
         </w:rPr>
-        <w:t>来源:IT之家 | 时间:10-15 12:19</w:t>
+        <w:t>来源:IT之家 | 时间:10-15 16:51</w:t>
       </w:r>
     </w:p>
     <w:p>
@@ -352,7 +352,7 @@
             <w:color w:val="0563C1"/>
             <w:u w:val="single"/>
           </w:rPr>
-          <w:t>瑞典一综艺节目整季制作文件疑被 AI 智能体删除，团队只能从头重剪</w:t>
+          <w:t>库克：苹果智能 Apple Intelligence 月底在华发布测试版本，但不包括 Siri AI</w:t>
         </w:r>
       </w:hyperlink>
     </w:p>
@@ -376,7 +376,7 @@
           <w:color w:val="888888"/>
           <w:sz w:val="24"/>
         </w:rPr>
-        <w:t>算力不够：苹果确认初代 HomePod mini 无缘全新 Siri AI</w:t>
+        <w:t>OpenCode 宣布 DeepSeek V4.1 Flash 免费提供，但仅支持 200K 上下文</w:t>
       </w:r>
     </w:p>
     <w:p>
@@ -386,7 +386,7 @@
           <w:color w:val="888888"/>
           <w:sz w:val="18"/>
         </w:rPr>
-        <w:t>来源:IT之家 | 时间:10-15 12:05</w:t>
+        <w:t>来源:IT之家 | 时间:10-15 16:47</w:t>
       </w:r>
     </w:p>
     <w:p>
@@ -403,7 +403,7 @@
             <w:color w:val="0563C1"/>
             <w:u w:val="single"/>
           </w:rPr>
-          <w:t>算力不够：苹果确认初代 HomePod mini 无缘全新 Siri AI</w:t>
+          <w:t>OpenCode 宣布 DeepSeek V4.1 Flash 免费提供，但仅支持 200K 上下文</w:t>
         </w:r>
       </w:hyperlink>
     </w:p>
@@ -427,7 +427,7 @@
           <w:color w:val="888888"/>
           <w:sz w:val="24"/>
         </w:rPr>
-        <w:t>昆仑万维发布世界首款消费级显卡视频大模型游戏，同步开源</w:t>
+        <w:t>AI智能眼镜的芯片突围战</w:t>
       </w:r>
     </w:p>
     <w:p>
@@ -437,7 +437,7 @@
           <w:color w:val="888888"/>
           <w:sz w:val="18"/>
         </w:rPr>
-        <w:t>来源:IT之家 | 时间:10-15 12:00</w:t>
+        <w:t>来源:Bing新闻 | 时间:10-15 11:53</w:t>
       </w:r>
     </w:p>
     <w:p>
@@ -454,7 +454,7 @@
             <w:color w:val="0563C1"/>
             <w:u w:val="single"/>
           </w:rPr>
-          <w:t>昆仑万维发布世界首款消费级显卡视频大模型游戏，同步开源</w:t>
+          <w:t>AI智能眼镜的芯片突围战</w:t>
         </w:r>
       </w:hyperlink>
     </w:p>
@@ -478,7 +478,7 @@
           <w:color w:val="888888"/>
           <w:sz w:val="24"/>
         </w:rPr>
-        <w:t>消息称字节跳动洽谈采购联发科 AI 芯片用于数据中心，或成其 ASIC 业务第二大客户</w:t>
+        <w:t>千问把AI装进眼镜和耳机：N1 Pro加入眼动交互，耳机支持任务交办</w:t>
       </w:r>
     </w:p>
     <w:p>
@@ -488,7 +488,7 @@
           <w:color w:val="888888"/>
           <w:sz w:val="18"/>
         </w:rPr>
-        <w:t>来源:IT之家 | 时间:10-15 11:49</w:t>
+        <w:t>来源:Bing新闻 | 时间:10-15 11:34</w:t>
       </w:r>
     </w:p>
     <w:p>
@@ -505,7 +505,7 @@
             <w:color w:val="0563C1"/>
             <w:u w:val="single"/>
           </w:rPr>
-          <w:t>消息称字节跳动洽谈采购联发科 AI 芯片用于数据中心，或成其 ASIC 业务第二大客户</w:t>
+          <w:t>千问把AI装进眼镜和耳机：N1 Pro加入眼动交互，耳机支持任务交办</w:t>
         </w:r>
       </w:hyperlink>
     </w:p>
@@ -529,7 +529,7 @@
           <w:color w:val="888888"/>
           <w:sz w:val="24"/>
         </w:rPr>
-        <w:t>中国科学家首次用中国大模型攻克世界级数学难题，曾困扰学界 30 余年</w:t>
+        <w:t>极米记得 AI 显示眼镜 MemoMind One 10 月 15 日预售开启：从一副好眼镜，到一副真正有用的专业AI 眼镜</w:t>
       </w:r>
     </w:p>
     <w:p>
@@ -539,7 +539,7 @@
           <w:color w:val="888888"/>
           <w:sz w:val="18"/>
         </w:rPr>
-        <w:t>来源:IT之家 | 时间:10-15 11:23</w:t>
+        <w:t>来源:Bing新闻 | 时间:10-15 11:20</w:t>
       </w:r>
     </w:p>
     <w:p>
@@ -556,58 +556,7 @@
             <w:color w:val="0563C1"/>
             <w:u w:val="single"/>
           </w:rPr>
-          <w:t>中国科学家首次用中国大模型攻克世界级数学难题，曾困扰学界 30 余年</w:t>
-        </w:r>
-      </w:hyperlink>
-    </w:p>
-    <w:p>
-      <w:pPr>
-        <w:pStyle w:val="Heading3"/>
-      </w:pPr>
-      <w:r>
-        <w:rPr>
-          <w:rFonts w:ascii="Times New Roman" w:hAnsi="Times New Roman" w:eastAsia="黑体"/>
-          <w:b w:val="0"/>
-          <w:color w:val="888888"/>
-          <w:sz w:val="24"/>
-        </w:rPr>
-        <w:t>【C级·参考】</w:t>
-      </w:r>
-      <w:r>
-        <w:rPr>
-          <w:rFonts w:ascii="Times New Roman" w:hAnsi="Times New Roman" w:eastAsia="黑体"/>
-          <w:b w:val="0"/>
-          <w:color w:val="888888"/>
-          <w:sz w:val="24"/>
-        </w:rPr>
-        <w:t>阶跃 Step 5 Preview 大模型权重开放，支持 100 万 token 上下文窗口</w:t>
-      </w:r>
-    </w:p>
-    <w:p>
-      <w:r>
-        <w:rPr>
-          <w:rFonts w:ascii="Times New Roman" w:hAnsi="Times New Roman" w:eastAsia="宋体"/>
-          <w:color w:val="888888"/>
-          <w:sz w:val="18"/>
-        </w:rPr>
-        <w:t>来源:IT之家 | 时间:10-15 11:22</w:t>
-      </w:r>
-    </w:p>
-    <w:p>
-      <w:r>
-        <w:rPr>
-          <w:rFonts w:ascii="Times New Roman" w:hAnsi="Times New Roman" w:eastAsia="宋体"/>
-          <w:sz w:val="18"/>
-        </w:rPr>
-        <w:t>链接:</w:t>
-      </w:r>
-      <w:hyperlink r:id="rId19">
-        <w:r>
-          <w:rPr>
-            <w:color w:val="0563C1"/>
-            <w:u w:val="single"/>
-          </w:rPr>
-          <w:t>阶跃 Step 5 Preview 大模型权重开放，支持 100 万 token 上下文窗口</w:t>
+          <w:t>极米记得 AI 显示眼镜 MemoMind One 10 月 15 日预售开启：从一副好眼镜，到一副真正有用的专业AI 眼镜</w:t>
         </w:r>
       </w:hyperlink>
     </w:p>
@@ -652,115 +601,13 @@
         </w:rPr>
         <w:t>链接:</w:t>
       </w:r>
-      <w:hyperlink r:id="rId20">
+      <w:hyperlink r:id="rId19">
         <w:r>
           <w:rPr>
             <w:color w:val="0563C1"/>
             <w:u w:val="single"/>
           </w:rPr>
           <w:t>AI聊天独角兽怎么死的？2000万月活Character.AI巨亏申请破产，28家金主拒收购</w:t>
-        </w:r>
-      </w:hyperlink>
-    </w:p>
-    <w:p>
-      <w:pPr>
-        <w:pStyle w:val="Heading3"/>
-      </w:pPr>
-      <w:r>
-        <w:rPr>
-          <w:rFonts w:ascii="Times New Roman" w:hAnsi="Times New Roman" w:eastAsia="黑体"/>
-          <w:b w:val="0"/>
-          <w:color w:val="888888"/>
-          <w:sz w:val="24"/>
-        </w:rPr>
-        <w:t>【C级·参考】</w:t>
-      </w:r>
-      <w:r>
-        <w:rPr>
-          <w:rFonts w:ascii="Times New Roman" w:hAnsi="Times New Roman" w:eastAsia="黑体"/>
-          <w:b w:val="0"/>
-          <w:color w:val="888888"/>
-          <w:sz w:val="24"/>
-        </w:rPr>
-        <w:t>华硕发布 ExpertBook A7 (14" AMD) 商务轻薄本：锐龙 AI 300 + OLED</w:t>
-      </w:r>
-    </w:p>
-    <w:p>
-      <w:r>
-        <w:rPr>
-          <w:rFonts w:ascii="Times New Roman" w:hAnsi="Times New Roman" w:eastAsia="宋体"/>
-          <w:color w:val="888888"/>
-          <w:sz w:val="18"/>
-        </w:rPr>
-        <w:t>来源:IT之家 | 时间:10-15 11:12</w:t>
-      </w:r>
-    </w:p>
-    <w:p>
-      <w:r>
-        <w:rPr>
-          <w:rFonts w:ascii="Times New Roman" w:hAnsi="Times New Roman" w:eastAsia="宋体"/>
-          <w:sz w:val="18"/>
-        </w:rPr>
-        <w:t>链接:</w:t>
-      </w:r>
-      <w:hyperlink r:id="rId21">
-        <w:r>
-          <w:rPr>
-            <w:color w:val="0563C1"/>
-            <w:u w:val="single"/>
-          </w:rPr>
-          <w:t>华硕发布 ExpertBook A7 (14" AMD) 商务轻薄本：锐龙 AI 300 + OLED</w:t>
-        </w:r>
-      </w:hyperlink>
-    </w:p>
-    <w:p>
-      <w:pPr>
-        <w:pStyle w:val="Heading3"/>
-      </w:pPr>
-      <w:r>
-        <w:rPr>
-          <w:rFonts w:ascii="Times New Roman" w:hAnsi="Times New Roman" w:eastAsia="黑体"/>
-          <w:b w:val="0"/>
-          <w:color w:val="888888"/>
-          <w:sz w:val="24"/>
-        </w:rPr>
-        <w:t>【C级·参考】</w:t>
-      </w:r>
-      <w:r>
-        <w:rPr>
-          <w:rFonts w:ascii="Times New Roman" w:hAnsi="Times New Roman" w:eastAsia="黑体"/>
-          <w:b w:val="0"/>
-          <w:color w:val="888888"/>
-          <w:sz w:val="24"/>
-        </w:rPr>
-        <w:t>苹果 AI 国内供应商浮出水面：阿里、百度，消息称 12 月 iOS 27.3 上线</w:t>
-      </w:r>
-    </w:p>
-    <w:p>
-      <w:r>
-        <w:rPr>
-          <w:rFonts w:ascii="Times New Roman" w:hAnsi="Times New Roman" w:eastAsia="宋体"/>
-          <w:color w:val="888888"/>
-          <w:sz w:val="18"/>
-        </w:rPr>
-        <w:t>来源:IT之家 | 时间:10-15 10:59</w:t>
-      </w:r>
-    </w:p>
-    <w:p>
-      <w:r>
-        <w:rPr>
-          <w:rFonts w:ascii="Times New Roman" w:hAnsi="Times New Roman" w:eastAsia="宋体"/>
-          <w:sz w:val="18"/>
-        </w:rPr>
-        <w:t>链接:</w:t>
-      </w:r>
-      <w:hyperlink r:id="rId22">
-        <w:r>
-          <w:rPr>
-            <w:color w:val="0563C1"/>
-            <w:u w:val="single"/>
-          </w:rPr>
-          <w:t>苹果 AI 国内供应商浮出水面：阿里、百度，消息称 12 月 iOS 27.3 上线</w:t>
         </w:r>
       </w:hyperlink>
     </w:p>
@@ -805,166 +652,13 @@
         </w:rPr>
         <w:t>链接:</w:t>
       </w:r>
-      <w:hyperlink r:id="rId23">
+      <w:hyperlink r:id="rId20">
         <w:r>
           <w:rPr>
             <w:color w:val="0563C1"/>
             <w:u w:val="single"/>
           </w:rPr>
           <w:t>库洛首次投资AI公司，整个中国游戏圈都在加注AI？</w:t>
-        </w:r>
-      </w:hyperlink>
-    </w:p>
-    <w:p>
-      <w:pPr>
-        <w:pStyle w:val="Heading3"/>
-      </w:pPr>
-      <w:r>
-        <w:rPr>
-          <w:rFonts w:ascii="Times New Roman" w:hAnsi="Times New Roman" w:eastAsia="黑体"/>
-          <w:b w:val="0"/>
-          <w:color w:val="888888"/>
-          <w:sz w:val="24"/>
-        </w:rPr>
-        <w:t>【C级·参考】</w:t>
-      </w:r>
-      <w:r>
-        <w:rPr>
-          <w:rFonts w:ascii="Times New Roman" w:hAnsi="Times New Roman" w:eastAsia="黑体"/>
-          <w:b w:val="0"/>
-          <w:color w:val="888888"/>
-          <w:sz w:val="24"/>
-        </w:rPr>
-        <w:t>美联储官员：AI 投资激增加剧了美国通胀压力</w:t>
-      </w:r>
-    </w:p>
-    <w:p>
-      <w:r>
-        <w:rPr>
-          <w:rFonts w:ascii="Times New Roman" w:hAnsi="Times New Roman" w:eastAsia="宋体"/>
-          <w:color w:val="888888"/>
-          <w:sz w:val="18"/>
-        </w:rPr>
-        <w:t>来源:IT之家 | 时间:10-15 10:04</w:t>
-      </w:r>
-    </w:p>
-    <w:p>
-      <w:r>
-        <w:rPr>
-          <w:rFonts w:ascii="Times New Roman" w:hAnsi="Times New Roman" w:eastAsia="宋体"/>
-          <w:sz w:val="18"/>
-        </w:rPr>
-        <w:t>链接:</w:t>
-      </w:r>
-      <w:hyperlink r:id="rId24">
-        <w:r>
-          <w:rPr>
-            <w:color w:val="0563C1"/>
-            <w:u w:val="single"/>
-          </w:rPr>
-          <w:t>美联储官员：AI 投资激增加剧了美国通胀压力</w:t>
-        </w:r>
-      </w:hyperlink>
-    </w:p>
-    <w:p>
-      <w:pPr>
-        <w:pStyle w:val="Heading3"/>
-      </w:pPr>
-      <w:r>
-        <w:rPr>
-          <w:rFonts w:ascii="Times New Roman" w:hAnsi="Times New Roman" w:eastAsia="黑体"/>
-          <w:b w:val="0"/>
-          <w:color w:val="888888"/>
-          <w:sz w:val="24"/>
-        </w:rPr>
-        <w:t>【C级·参考】</w:t>
-      </w:r>
-      <w:r>
-        <w:rPr>
-          <w:rFonts w:ascii="Times New Roman" w:hAnsi="Times New Roman" w:eastAsia="黑体"/>
-          <w:b w:val="0"/>
-          <w:color w:val="888888"/>
-          <w:sz w:val="24"/>
-        </w:rPr>
-        <w:t>消息称 OpenAI 洽谈收购开源安全厂商 Trail of Bits，为应对 AI 风险铺路</w:t>
-      </w:r>
-    </w:p>
-    <w:p>
-      <w:r>
-        <w:rPr>
-          <w:rFonts w:ascii="Times New Roman" w:hAnsi="Times New Roman" w:eastAsia="宋体"/>
-          <w:color w:val="888888"/>
-          <w:sz w:val="18"/>
-        </w:rPr>
-        <w:t>来源:IT之家 | 时间:10-15 10:03</w:t>
-      </w:r>
-    </w:p>
-    <w:p>
-      <w:r>
-        <w:rPr>
-          <w:rFonts w:ascii="Times New Roman" w:hAnsi="Times New Roman" w:eastAsia="宋体"/>
-          <w:sz w:val="18"/>
-        </w:rPr>
-        <w:t>链接:</w:t>
-      </w:r>
-      <w:hyperlink r:id="rId25">
-        <w:r>
-          <w:rPr>
-            <w:color w:val="0563C1"/>
-            <w:u w:val="single"/>
-          </w:rPr>
-          <w:t>消息称 OpenAI 洽谈收购开源安全厂商 Trail of Bits，为应对 AI 风险铺路</w:t>
-        </w:r>
-      </w:hyperlink>
-    </w:p>
-    <w:p>
-      <w:pPr>
-        <w:pStyle w:val="Heading3"/>
-      </w:pPr>
-      <w:r>
-        <w:rPr>
-          <w:rFonts w:ascii="Times New Roman" w:hAnsi="Times New Roman" w:eastAsia="黑体"/>
-          <w:b w:val="0"/>
-          <w:color w:val="888888"/>
-          <w:sz w:val="24"/>
-        </w:rPr>
-        <w:t>【C级·参考】</w:t>
-      </w:r>
-      <w:r>
-        <w:rPr>
-          <w:rFonts w:ascii="Times New Roman" w:hAnsi="Times New Roman" w:eastAsia="黑体"/>
-          <w:b w:val="0"/>
-          <w:color w:val="888888"/>
-          <w:sz w:val="24"/>
-        </w:rPr>
-        <w:t>美股三大指数齐跌、AI 科技股几乎“全军覆没”，韩国首尔综合指数一度触发熔断</w:t>
-      </w:r>
-    </w:p>
-    <w:p>
-      <w:r>
-        <w:rPr>
-          <w:rFonts w:ascii="Times New Roman" w:hAnsi="Times New Roman" w:eastAsia="宋体"/>
-          <w:color w:val="888888"/>
-          <w:sz w:val="18"/>
-        </w:rPr>
-        <w:t>来源:IT之家 | 时间:10-15 09:51</w:t>
-      </w:r>
-    </w:p>
-    <w:p>
-      <w:r>
-        <w:rPr>
-          <w:rFonts w:ascii="Times New Roman" w:hAnsi="Times New Roman" w:eastAsia="宋体"/>
-          <w:sz w:val="18"/>
-        </w:rPr>
-        <w:t>链接:</w:t>
-      </w:r>
-      <w:hyperlink r:id="rId26">
-        <w:r>
-          <w:rPr>
-            <w:color w:val="0563C1"/>
-            <w:u w:val="single"/>
-          </w:rPr>
-          <w:t>美股三大指数齐跌、AI 科技股几乎“全军覆没”，韩国首尔综合指数一度触发熔断</w:t>
         </w:r>
       </w:hyperlink>
     </w:p>
@@ -1009,7 +703,7 @@
         </w:rPr>
         <w:t>链接:</w:t>
       </w:r>
-      <w:hyperlink r:id="rId27">
+      <w:hyperlink r:id="rId21">
         <w:r>
           <w:rPr>
             <w:color w:val="0563C1"/>
@@ -1039,7 +733,7 @@
           <w:color w:val="888888"/>
           <w:sz w:val="24"/>
         </w:rPr>
-        <w:t>极米MemoMind One AI显示眼镜开启预售 光学音频记忆三大功能适配日常场景</w:t>
+        <w:t>颜值党狂喜！Nothing 也要推 AI 眼镜!</w:t>
       </w:r>
     </w:p>
     <w:p>
@@ -1049,7 +743,7 @@
           <w:color w:val="888888"/>
           <w:sz w:val="18"/>
         </w:rPr>
-        <w:t>来源:Bing新闻 | 时间:10-15 06:18</w:t>
+        <w:t>来源:Bing新闻 | 时间:10-15 05:31</w:t>
       </w:r>
     </w:p>
     <w:p>
@@ -1060,13 +754,115 @@
         </w:rPr>
         <w:t>链接:</w:t>
       </w:r>
-      <w:hyperlink r:id="rId28">
+      <w:hyperlink r:id="rId22">
         <w:r>
           <w:rPr>
             <w:color w:val="0563C1"/>
             <w:u w:val="single"/>
           </w:rPr>
-          <w:t>极米MemoMind One AI显示眼镜开启预售 光学音频记忆三大功能适配日常场景</w:t>
+          <w:t>颜值党狂喜！Nothing 也要推 AI 眼镜!</w:t>
+        </w:r>
+      </w:hyperlink>
+    </w:p>
+    <w:p>
+      <w:pPr>
+        <w:pStyle w:val="Heading3"/>
+      </w:pPr>
+      <w:r>
+        <w:rPr>
+          <w:rFonts w:ascii="Times New Roman" w:hAnsi="Times New Roman" w:eastAsia="黑体"/>
+          <w:b w:val="0"/>
+          <w:color w:val="888888"/>
+          <w:sz w:val="24"/>
+        </w:rPr>
+        <w:t>【C级·参考】</w:t>
+      </w:r>
+      <w:r>
+        <w:rPr>
+          <w:rFonts w:ascii="Times New Roman" w:hAnsi="Times New Roman" w:eastAsia="黑体"/>
+          <w:b w:val="0"/>
+          <w:color w:val="888888"/>
+          <w:sz w:val="24"/>
+        </w:rPr>
+        <w:t>大眼橙×钉钉联合定义：可弯折AI听记眼镜Q1发布，售价1299元</w:t>
+      </w:r>
+    </w:p>
+    <w:p>
+      <w:r>
+        <w:rPr>
+          <w:rFonts w:ascii="Times New Roman" w:hAnsi="Times New Roman" w:eastAsia="宋体"/>
+          <w:color w:val="888888"/>
+          <w:sz w:val="18"/>
+        </w:rPr>
+        <w:t>来源:Bing新闻 | 时间:10-15 05:19</w:t>
+      </w:r>
+    </w:p>
+    <w:p>
+      <w:r>
+        <w:rPr>
+          <w:rFonts w:ascii="Times New Roman" w:hAnsi="Times New Roman" w:eastAsia="宋体"/>
+          <w:sz w:val="18"/>
+        </w:rPr>
+        <w:t>链接:</w:t>
+      </w:r>
+      <w:hyperlink r:id="rId23">
+        <w:r>
+          <w:rPr>
+            <w:color w:val="0563C1"/>
+            <w:u w:val="single"/>
+          </w:rPr>
+          <w:t>大眼橙×钉钉联合定义：可弯折AI听记眼镜Q1发布，售价1299元</w:t>
+        </w:r>
+      </w:hyperlink>
+    </w:p>
+    <w:p>
+      <w:pPr>
+        <w:pStyle w:val="Heading3"/>
+      </w:pPr>
+      <w:r>
+        <w:rPr>
+          <w:rFonts w:ascii="Times New Roman" w:hAnsi="Times New Roman" w:eastAsia="黑体"/>
+          <w:b w:val="0"/>
+          <w:color w:val="888888"/>
+          <w:sz w:val="24"/>
+        </w:rPr>
+        <w:t>【C级·参考】</w:t>
+      </w:r>
+      <w:r>
+        <w:rPr>
+          <w:rFonts w:ascii="Times New Roman" w:hAnsi="Times New Roman" w:eastAsia="黑体"/>
+          <w:b w:val="0"/>
+          <w:color w:val="888888"/>
+          <w:sz w:val="24"/>
+        </w:rPr>
+        <w:t>开启AI办公新纪元！大眼橙联合钉钉发布可弯折AI听记眼镜Q1</w:t>
+      </w:r>
+    </w:p>
+    <w:p>
+      <w:r>
+        <w:rPr>
+          <w:rFonts w:ascii="Times New Roman" w:hAnsi="Times New Roman" w:eastAsia="宋体"/>
+          <w:color w:val="888888"/>
+          <w:sz w:val="18"/>
+        </w:rPr>
+        <w:t>来源:Bing新闻 | 时间:10-15 01:47</w:t>
+      </w:r>
+    </w:p>
+    <w:p>
+      <w:r>
+        <w:rPr>
+          <w:rFonts w:ascii="Times New Roman" w:hAnsi="Times New Roman" w:eastAsia="宋体"/>
+          <w:sz w:val="18"/>
+        </w:rPr>
+        <w:t>链接:</w:t>
+      </w:r>
+      <w:hyperlink r:id="rId24">
+        <w:r>
+          <w:rPr>
+            <w:color w:val="0563C1"/>
+            <w:u w:val="single"/>
+          </w:rPr>
+          <w:t>开启AI办公新纪元！大眼橙联合钉钉发布可弯折AI听记眼镜Q1</w:t>
         </w:r>
       </w:hyperlink>
     </w:p>
@@ -1111,7 +907,7 @@
         </w:rPr>
         <w:t>链接:</w:t>
       </w:r>
-      <w:hyperlink r:id="rId29">
+      <w:hyperlink r:id="rId25">
         <w:r>
           <w:rPr>
             <w:color w:val="0563C1"/>
@@ -1141,7 +937,7 @@
           <w:color w:val="888888"/>
           <w:sz w:val="24"/>
         </w:rPr>
-        <w:t>Show HN: I wrote an email app that accepts only one sender per inbox</w:t>
+        <w:t>极米科技旗下AI眼镜MemoMind One开启预售</w:t>
       </w:r>
     </w:p>
     <w:p>
@@ -1151,7 +947,7 @@
           <w:color w:val="888888"/>
           <w:sz w:val="18"/>
         </w:rPr>
-        <w:t>来源:Hacker News | 时间:10-15 01:00</w:t>
+        <w:t>来源:Bing新闻 | 时间:10-15 01:00</w:t>
       </w:r>
     </w:p>
     <w:p>
@@ -1162,13 +958,13 @@
         </w:rPr>
         <w:t>链接:</w:t>
       </w:r>
-      <w:hyperlink r:id="rId30">
+      <w:hyperlink r:id="rId26">
         <w:r>
           <w:rPr>
             <w:color w:val="0563C1"/>
             <w:u w:val="single"/>
           </w:rPr>
-          <w:t>Show HN: I wrote an email app that accepts only one sender per inbox</w:t>
+          <w:t>极米科技旗下AI眼镜MemoMind One开启预售</w:t>
         </w:r>
       </w:hyperlink>
     </w:p>
@@ -1185,9 +981,55 @@
       </w:r>
     </w:p>
     <w:p>
+      <w:pPr>
+        <w:pStyle w:val="Heading3"/>
+      </w:pPr>
       <w:r>
-        <w:t>本线口暂无重要更新</w:t>
+        <w:rPr>
+          <w:rFonts w:ascii="Times New Roman" w:hAnsi="Times New Roman" w:eastAsia="黑体"/>
+          <w:b w:val="0"/>
+          <w:color w:val="888888"/>
+          <w:sz w:val="24"/>
+        </w:rPr>
+        <w:t>【C级·参考】</w:t>
       </w:r>
+      <w:r>
+        <w:rPr>
+          <w:rFonts w:ascii="Times New Roman" w:hAnsi="Times New Roman" w:eastAsia="黑体"/>
+          <w:b w:val="0"/>
+          <w:color w:val="888888"/>
+          <w:sz w:val="24"/>
+        </w:rPr>
+        <w:t>英伟达黄仁勋盛赞 OpenClaw 助力机器人技术发展，但权限管控必须得有</w:t>
+      </w:r>
+    </w:p>
+    <w:p>
+      <w:r>
+        <w:rPr>
+          <w:rFonts w:ascii="Times New Roman" w:hAnsi="Times New Roman" w:eastAsia="宋体"/>
+          <w:color w:val="888888"/>
+          <w:sz w:val="18"/>
+        </w:rPr>
+        <w:t>来源:IT之家 | 时间:10-15 19:29</w:t>
+      </w:r>
+    </w:p>
+    <w:p>
+      <w:r>
+        <w:rPr>
+          <w:rFonts w:ascii="Times New Roman" w:hAnsi="Times New Roman" w:eastAsia="宋体"/>
+          <w:sz w:val="18"/>
+        </w:rPr>
+        <w:t>链接:</w:t>
+      </w:r>
+      <w:hyperlink r:id="rId27">
+        <w:r>
+          <w:rPr>
+            <w:color w:val="0563C1"/>
+            <w:u w:val="single"/>
+          </w:rPr>
+          <w:t>英伟达黄仁勋盛赞 OpenClaw 助力机器人技术发展，但权限管控必须得有</w:t>
+        </w:r>
+      </w:hyperlink>
     </w:p>
     <w:p>
       <w:pPr>
@@ -1255,7 +1097,7 @@
           <w:color w:val="888888"/>
           <w:sz w:val="24"/>
         </w:rPr>
-        <w:t>索尼公布《战神：劳菲》典藏礼盒：有手办、卡牌、画册，不含游戏本体</w:t>
+        <w:t>双十一高性能游戏本大促：雷神猎刃 S 国补最高省 1500 元，i9-13900HX 搭配 RTX 5060</w:t>
       </w:r>
     </w:p>
     <w:p>
@@ -1265,7 +1107,7 @@
           <w:color w:val="888888"/>
           <w:sz w:val="18"/>
         </w:rPr>
-        <w:t>来源:IT之家 | 时间:10-15 11:40</w:t>
+        <w:t>来源:IT之家 | 时间:10-15 20:01</w:t>
       </w:r>
     </w:p>
     <w:p>
@@ -1276,13 +1118,115 @@
         </w:rPr>
         <w:t>链接:</w:t>
       </w:r>
-      <w:hyperlink r:id="rId31">
+      <w:hyperlink r:id="rId28">
         <w:r>
           <w:rPr>
             <w:color w:val="0563C1"/>
             <w:u w:val="single"/>
           </w:rPr>
-          <w:t>索尼公布《战神：劳菲》典藏礼盒：有手办、卡牌、画册，不含游戏本体</w:t>
+          <w:t>双十一高性能游戏本大促：雷神猎刃 S 国补最高省 1500 元，i9-13900HX 搭配 RTX 5060</w:t>
+        </w:r>
+      </w:hyperlink>
+    </w:p>
+    <w:p>
+      <w:pPr>
+        <w:pStyle w:val="Heading3"/>
+      </w:pPr>
+      <w:r>
+        <w:rPr>
+          <w:rFonts w:ascii="Times New Roman" w:hAnsi="Times New Roman" w:eastAsia="黑体"/>
+          <w:b w:val="0"/>
+          <w:color w:val="888888"/>
+          <w:sz w:val="24"/>
+        </w:rPr>
+        <w:t>【C级·参考】</w:t>
+      </w:r>
+      <w:r>
+        <w:rPr>
+          <w:rFonts w:ascii="Times New Roman" w:hAnsi="Times New Roman" w:eastAsia="黑体"/>
+          <w:b w:val="0"/>
+          <w:color w:val="888888"/>
+          <w:sz w:val="24"/>
+        </w:rPr>
+        <w:t>《007：初露锋芒》游戏 Switch 2 版明年 3 月 18 日发售，现已开启预购</w:t>
+      </w:r>
+    </w:p>
+    <w:p>
+      <w:r>
+        <w:rPr>
+          <w:rFonts w:ascii="Times New Roman" w:hAnsi="Times New Roman" w:eastAsia="宋体"/>
+          <w:color w:val="888888"/>
+          <w:sz w:val="18"/>
+        </w:rPr>
+        <w:t>来源:IT之家 | 时间:10-15 18:08</w:t>
+      </w:r>
+    </w:p>
+    <w:p>
+      <w:r>
+        <w:rPr>
+          <w:rFonts w:ascii="Times New Roman" w:hAnsi="Times New Roman" w:eastAsia="宋体"/>
+          <w:sz w:val="18"/>
+        </w:rPr>
+        <w:t>链接:</w:t>
+      </w:r>
+      <w:hyperlink r:id="rId29">
+        <w:r>
+          <w:rPr>
+            <w:color w:val="0563C1"/>
+            <w:u w:val="single"/>
+          </w:rPr>
+          <w:t>《007：初露锋芒》游戏 Switch 2 版明年 3 月 18 日发售，现已开启预购</w:t>
+        </w:r>
+      </w:hyperlink>
+    </w:p>
+    <w:p>
+      <w:pPr>
+        <w:pStyle w:val="Heading3"/>
+      </w:pPr>
+      <w:r>
+        <w:rPr>
+          <w:rFonts w:ascii="Times New Roman" w:hAnsi="Times New Roman" w:eastAsia="黑体"/>
+          <w:b w:val="0"/>
+          <w:color w:val="888888"/>
+          <w:sz w:val="24"/>
+        </w:rPr>
+        <w:t>【C级·参考】</w:t>
+      </w:r>
+      <w:r>
+        <w:rPr>
+          <w:rFonts w:ascii="Times New Roman" w:hAnsi="Times New Roman" w:eastAsia="黑体"/>
+          <w:b w:val="0"/>
+          <w:color w:val="888888"/>
+          <w:sz w:val="24"/>
+        </w:rPr>
+        <w:t>任天堂公布《火焰之纹章万缕千丝》游戏首款 DLC，219 港元含 3 组内容</w:t>
+      </w:r>
+    </w:p>
+    <w:p>
+      <w:r>
+        <w:rPr>
+          <w:rFonts w:ascii="Times New Roman" w:hAnsi="Times New Roman" w:eastAsia="宋体"/>
+          <w:color w:val="888888"/>
+          <w:sz w:val="18"/>
+        </w:rPr>
+        <w:t>来源:IT之家 | 时间:10-15 16:39</w:t>
+      </w:r>
+    </w:p>
+    <w:p>
+      <w:r>
+        <w:rPr>
+          <w:rFonts w:ascii="Times New Roman" w:hAnsi="Times New Roman" w:eastAsia="宋体"/>
+          <w:sz w:val="18"/>
+        </w:rPr>
+        <w:t>链接:</w:t>
+      </w:r>
+      <w:hyperlink r:id="rId30">
+        <w:r>
+          <w:rPr>
+            <w:color w:val="0563C1"/>
+            <w:u w:val="single"/>
+          </w:rPr>
+          <w:t>任天堂公布《火焰之纹章万缕千丝》游戏首款 DLC，219 港元含 3 组内容</w:t>
         </w:r>
       </w:hyperlink>
     </w:p>
@@ -1327,64 +1271,13 @@
         </w:rPr>
         <w:t>链接:</w:t>
       </w:r>
-      <w:hyperlink r:id="rId32">
+      <w:hyperlink r:id="rId31">
         <w:r>
           <w:rPr>
             <w:color w:val="0563C1"/>
             <w:u w:val="single"/>
           </w:rPr>
           <w:t>开发者吐槽：“游戏刚发售、一大群Steam鉴赏家来要Key”，同行：90%是骗子！</w:t>
-        </w:r>
-      </w:hyperlink>
-    </w:p>
-    <w:p>
-      <w:pPr>
-        <w:pStyle w:val="Heading3"/>
-      </w:pPr>
-      <w:r>
-        <w:rPr>
-          <w:rFonts w:ascii="Times New Roman" w:hAnsi="Times New Roman" w:eastAsia="黑体"/>
-          <w:b w:val="0"/>
-          <w:color w:val="888888"/>
-          <w:sz w:val="24"/>
-        </w:rPr>
-        <w:t>【C级·参考】</w:t>
-      </w:r>
-      <w:r>
-        <w:rPr>
-          <w:rFonts w:ascii="Times New Roman" w:hAnsi="Times New Roman" w:eastAsia="黑体"/>
-          <w:b w:val="0"/>
-          <w:color w:val="888888"/>
-          <w:sz w:val="24"/>
-        </w:rPr>
-        <w:t>“硬件杀手”续作《奇点灰烬 2》游戏官宣 11 月 10 日发行，挑战多核渲染极限</w:t>
-      </w:r>
-    </w:p>
-    <w:p>
-      <w:r>
-        <w:rPr>
-          <w:rFonts w:ascii="Times New Roman" w:hAnsi="Times New Roman" w:eastAsia="宋体"/>
-          <w:color w:val="888888"/>
-          <w:sz w:val="18"/>
-        </w:rPr>
-        <w:t>来源:IT之家 | 时间:10-15 11:02</w:t>
-      </w:r>
-    </w:p>
-    <w:p>
-      <w:r>
-        <w:rPr>
-          <w:rFonts w:ascii="Times New Roman" w:hAnsi="Times New Roman" w:eastAsia="宋体"/>
-          <w:sz w:val="18"/>
-        </w:rPr>
-        <w:t>链接:</w:t>
-      </w:r>
-      <w:hyperlink r:id="rId33">
-        <w:r>
-          <w:rPr>
-            <w:color w:val="0563C1"/>
-            <w:u w:val="single"/>
-          </w:rPr>
-          <w:t>“硬件杀手”续作《奇点灰烬 2》游戏官宣 11 月 10 日发行，挑战多核渲染极限</w:t>
         </w:r>
       </w:hyperlink>
     </w:p>
@@ -1429,64 +1322,13 @@
         </w:rPr>
         <w:t>链接:</w:t>
       </w:r>
-      <w:hyperlink r:id="rId34">
+      <w:hyperlink r:id="rId32">
         <w:r>
           <w:rPr>
             <w:color w:val="0563C1"/>
             <w:u w:val="single"/>
           </w:rPr>
           <w:t>灵犀入局“多人微恐游戏”！《Project63》海外测试，会是下个爆款么？</w:t>
-        </w:r>
-      </w:hyperlink>
-    </w:p>
-    <w:p>
-      <w:pPr>
-        <w:pStyle w:val="Heading3"/>
-      </w:pPr>
-      <w:r>
-        <w:rPr>
-          <w:rFonts w:ascii="Times New Roman" w:hAnsi="Times New Roman" w:eastAsia="黑体"/>
-          <w:b w:val="0"/>
-          <w:color w:val="888888"/>
-          <w:sz w:val="24"/>
-        </w:rPr>
-        <w:t>【C级·参考】</w:t>
-      </w:r>
-      <w:r>
-        <w:rPr>
-          <w:rFonts w:ascii="Times New Roman" w:hAnsi="Times New Roman" w:eastAsia="黑体"/>
-          <w:b w:val="0"/>
-          <w:color w:val="888888"/>
-          <w:sz w:val="24"/>
-        </w:rPr>
-        <w:t>《微软模拟飞行 2024》游戏推出竞速赛：P-51D 等 40 款传奇赛机付费上线，新增发动机磨损机制</w:t>
-      </w:r>
-    </w:p>
-    <w:p>
-      <w:r>
-        <w:rPr>
-          <w:rFonts w:ascii="Times New Roman" w:hAnsi="Times New Roman" w:eastAsia="宋体"/>
-          <w:color w:val="888888"/>
-          <w:sz w:val="18"/>
-        </w:rPr>
-        <w:t>来源:IT之家 | 时间:10-15 10:16</w:t>
-      </w:r>
-    </w:p>
-    <w:p>
-      <w:r>
-        <w:rPr>
-          <w:rFonts w:ascii="Times New Roman" w:hAnsi="Times New Roman" w:eastAsia="宋体"/>
-          <w:sz w:val="18"/>
-        </w:rPr>
-        <w:t>链接:</w:t>
-      </w:r>
-      <w:hyperlink r:id="rId35">
-        <w:r>
-          <w:rPr>
-            <w:color w:val="0563C1"/>
-            <w:u w:val="single"/>
-          </w:rPr>
-          <w:t>《微软模拟飞行 2024》游戏推出竞速赛：P-51D 等 40 款传奇赛机付费上线，新增发动机磨损机制</w:t>
         </w:r>
       </w:hyperlink>
     </w:p>
@@ -1531,7 +1373,7 @@
         </w:rPr>
         <w:t>链接:</w:t>
       </w:r>
-      <w:hyperlink r:id="rId36">
+      <w:hyperlink r:id="rId33">
         <w:r>
           <w:rPr>
             <w:color w:val="0563C1"/>
@@ -1582,13 +1424,76 @@
         </w:rPr>
         <w:t>链接:</w:t>
       </w:r>
-      <w:hyperlink r:id="rId37">
+      <w:hyperlink r:id="rId34">
         <w:r>
           <w:rPr>
             <w:color w:val="0563C1"/>
             <w:u w:val="single"/>
           </w:rPr>
           <w:t>“审查游戏有多苦”？韩国监管“自曝悲催账单”：103人一年要审45万款游戏</w:t>
+        </w:r>
+      </w:hyperlink>
+    </w:p>
+    <w:p>
+      <w:pPr>
+        <w:pStyle w:val="Heading2"/>
+      </w:pPr>
+      <w:r>
+        <w:rPr>
+          <w:rFonts w:ascii="Times New Roman" w:hAnsi="Times New Roman" w:eastAsia="黑体"/>
+          <w:sz w:val="28"/>
+        </w:rPr>
+        <w:t>消费/以旧换新/新餐饮</w:t>
+      </w:r>
+    </w:p>
+    <w:p>
+      <w:pPr>
+        <w:pStyle w:val="Heading3"/>
+      </w:pPr>
+      <w:r>
+        <w:rPr>
+          <w:rFonts w:ascii="Times New Roman" w:hAnsi="Times New Roman" w:eastAsia="黑体"/>
+          <w:b w:val="0"/>
+          <w:color w:val="888888"/>
+          <w:sz w:val="24"/>
+        </w:rPr>
+        <w:t>【C级·参考】</w:t>
+      </w:r>
+      <w:r>
+        <w:rPr>
+          <w:rFonts w:ascii="Times New Roman" w:hAnsi="Times New Roman" w:eastAsia="黑体"/>
+          <w:b w:val="0"/>
+          <w:color w:val="888888"/>
+          <w:sz w:val="24"/>
+        </w:rPr>
+        <w:t>9999 → 8999 元：苹果 iPhone 18 Pro 国补立减千元 + 国家贴息 12 期免息</w:t>
+      </w:r>
+    </w:p>
+    <w:p>
+      <w:r>
+        <w:rPr>
+          <w:rFonts w:ascii="Times New Roman" w:hAnsi="Times New Roman" w:eastAsia="宋体"/>
+          <w:color w:val="888888"/>
+          <w:sz w:val="18"/>
+        </w:rPr>
+        <w:t>来源:IT之家 | 时间:10-15 20:19</w:t>
+      </w:r>
+    </w:p>
+    <w:p>
+      <w:r>
+        <w:rPr>
+          <w:rFonts w:ascii="Times New Roman" w:hAnsi="Times New Roman" w:eastAsia="宋体"/>
+          <w:sz w:val="18"/>
+        </w:rPr>
+        <w:t>链接:</w:t>
+      </w:r>
+      <w:hyperlink r:id="rId35">
+        <w:r>
+          <w:rPr>
+            <w:color w:val="0563C1"/>
+            <w:u w:val="single"/>
+          </w:rPr>
+          <w:t>9999 → 8999 元：苹果 iPhone 18 Pro 国补立减千元 + 国家贴息 12 期免息</w:t>
         </w:r>
       </w:hyperlink>
     </w:p>
@@ -1612,7 +1517,7 @@
           <w:color w:val="888888"/>
           <w:sz w:val="24"/>
         </w:rPr>
-        <w:t>腾讯视频官方 11.11 预售：VIP 会员年卡 138 元、SVIP 会员年卡 238 元</w:t>
+        <w:t>365 天最低价：小米“满分小折”MIX Flip 2 国补到手价 2719.15 元起，搭载骁龙 8 至尊版处理器</w:t>
       </w:r>
     </w:p>
     <w:p>
@@ -1622,7 +1527,109 @@
           <w:color w:val="888888"/>
           <w:sz w:val="18"/>
         </w:rPr>
-        <w:t>来源:IT之家 | 时间:10-15 09:48</w:t>
+        <w:t>来源:IT之家 | 时间:10-15 20:02</w:t>
+      </w:r>
+    </w:p>
+    <w:p>
+      <w:r>
+        <w:rPr>
+          <w:rFonts w:ascii="Times New Roman" w:hAnsi="Times New Roman" w:eastAsia="宋体"/>
+          <w:sz w:val="18"/>
+        </w:rPr>
+        <w:t>链接:</w:t>
+      </w:r>
+      <w:hyperlink r:id="rId36">
+        <w:r>
+          <w:rPr>
+            <w:color w:val="0563C1"/>
+            <w:u w:val="single"/>
+          </w:rPr>
+          <w:t>365 天最低价：小米“满分小折”MIX Flip 2 国补到手价 2719.15 元起，搭载骁龙 8 至尊版处理器</w:t>
+        </w:r>
+      </w:hyperlink>
+    </w:p>
+    <w:p>
+      <w:pPr>
+        <w:pStyle w:val="Heading3"/>
+      </w:pPr>
+      <w:r>
+        <w:rPr>
+          <w:rFonts w:ascii="Times New Roman" w:hAnsi="Times New Roman" w:eastAsia="黑体"/>
+          <w:b w:val="0"/>
+          <w:color w:val="888888"/>
+          <w:sz w:val="24"/>
+        </w:rPr>
+        <w:t>【C级·参考】</w:t>
+      </w:r>
+      <w:r>
+        <w:rPr>
+          <w:rFonts w:ascii="Times New Roman" w:hAnsi="Times New Roman" w:eastAsia="黑体"/>
+          <w:b w:val="0"/>
+          <w:color w:val="888888"/>
+          <w:sz w:val="24"/>
+        </w:rPr>
+        <w:t>小米双 11：REDMI K100 Pro Max 至高闪降 200 元，叠加平台补贴与国补 16+512GB 到手价 4249 元</w:t>
+      </w:r>
+    </w:p>
+    <w:p>
+      <w:r>
+        <w:rPr>
+          <w:rFonts w:ascii="Times New Roman" w:hAnsi="Times New Roman" w:eastAsia="宋体"/>
+          <w:color w:val="888888"/>
+          <w:sz w:val="18"/>
+        </w:rPr>
+        <w:t>来源:IT之家 | 时间:10-15 19:24</w:t>
+      </w:r>
+    </w:p>
+    <w:p>
+      <w:r>
+        <w:rPr>
+          <w:rFonts w:ascii="Times New Roman" w:hAnsi="Times New Roman" w:eastAsia="宋体"/>
+          <w:sz w:val="18"/>
+        </w:rPr>
+        <w:t>链接:</w:t>
+      </w:r>
+      <w:hyperlink r:id="rId37">
+        <w:r>
+          <w:rPr>
+            <w:color w:val="0563C1"/>
+            <w:u w:val="single"/>
+          </w:rPr>
+          <w:t>小米双 11：REDMI K100 Pro Max 至高闪降 200 元，叠加平台补贴与国补 16+512GB 到手价 4249 元</w:t>
+        </w:r>
+      </w:hyperlink>
+    </w:p>
+    <w:p>
+      <w:pPr>
+        <w:pStyle w:val="Heading3"/>
+      </w:pPr>
+      <w:r>
+        <w:rPr>
+          <w:rFonts w:ascii="Times New Roman" w:hAnsi="Times New Roman" w:eastAsia="黑体"/>
+          <w:b w:val="0"/>
+          <w:color w:val="888888"/>
+          <w:sz w:val="24"/>
+        </w:rPr>
+        <w:t>【C级·参考】</w:t>
+      </w:r>
+      <w:r>
+        <w:rPr>
+          <w:rFonts w:ascii="Times New Roman" w:hAnsi="Times New Roman" w:eastAsia="黑体"/>
+          <w:b w:val="0"/>
+          <w:color w:val="888888"/>
+          <w:sz w:val="24"/>
+        </w:rPr>
+        <w:t>60 分钟自动制冰：华凌 518L 双系统法式冰箱 2813 元国补限时购</w:t>
+      </w:r>
+    </w:p>
+    <w:p>
+      <w:r>
+        <w:rPr>
+          <w:rFonts w:ascii="Times New Roman" w:hAnsi="Times New Roman" w:eastAsia="宋体"/>
+          <w:color w:val="888888"/>
+          <w:sz w:val="18"/>
+        </w:rPr>
+        <w:t>来源:IT之家 | 时间:10-15 19:00</w:t>
       </w:r>
     </w:p>
     <w:p>
@@ -1639,26 +1646,9 @@
             <w:color w:val="0563C1"/>
             <w:u w:val="single"/>
           </w:rPr>
-          <w:t>腾讯视频官方 11.11 预售：VIP 会员年卡 138 元、SVIP 会员年卡 238 元</w:t>
+          <w:t>60 分钟自动制冰：华凌 518L 双系统法式冰箱 2813 元国补限时购</w:t>
         </w:r>
       </w:hyperlink>
-    </w:p>
-    <w:p>
-      <w:pPr>
-        <w:pStyle w:val="Heading2"/>
-      </w:pPr>
-      <w:r>
-        <w:rPr>
-          <w:rFonts w:ascii="Times New Roman" w:hAnsi="Times New Roman" w:eastAsia="黑体"/>
-          <w:sz w:val="28"/>
-        </w:rPr>
-        <w:t>消费/以旧换新/新餐饮</w:t>
-      </w:r>
-    </w:p>
-    <w:p>
-      <w:r>
-        <w:t>本线口暂无重要更新</w:t>
-      </w:r>
     </w:p>
     <w:p>
       <w:pPr>
@@ -1686,7 +1676,7 @@
           <w:rFonts w:ascii="Times New Roman" w:hAnsi="Times New Roman" w:eastAsia="宋体"/>
           <w:sz w:val="18"/>
         </w:rPr>
-        <w:t>IT之家(60)、GameLook(14)、HackerNews(6)、Bing新闻(9)</w:t>
+        <w:t>IT之家(60)、GameLook(14)、HackerNews(3)、Bing新闻(10)</w:t>
       </w:r>
     </w:p>
     <w:p>

--- a/briefings/线口监测午报-2026-10-15.docx
+++ b/briefings/线口监测午报-2026-10-15.docx
@@ -22,7 +22,7 @@
           <w:color w:val="888888"/>
           <w:sz w:val="18"/>
         </w:rPr>
-        <w:t>监测窗口:近48小时 | 生成时间:2026-10-15 20:36</w:t>
+        <w:t>监测窗口:近48小时 | 生成时间:2026-10-15 21:20</w:t>
       </w:r>
     </w:p>
     <w:p>
@@ -70,6 +70,57 @@
           <w:color w:val="888888"/>
           <w:sz w:val="24"/>
         </w:rPr>
+        <w:t>OPPO Enco Air4s 无线耳机发布：32dB 主动降噪 + 43 小时续航，首发 179 元</w:t>
+      </w:r>
+    </w:p>
+    <w:p>
+      <w:r>
+        <w:rPr>
+          <w:rFonts w:ascii="Times New Roman" w:hAnsi="Times New Roman" w:eastAsia="宋体"/>
+          <w:color w:val="888888"/>
+          <w:sz w:val="18"/>
+        </w:rPr>
+        <w:t>来源:IT之家 | 时间:10-15 20:55</w:t>
+      </w:r>
+    </w:p>
+    <w:p>
+      <w:r>
+        <w:rPr>
+          <w:rFonts w:ascii="Times New Roman" w:hAnsi="Times New Roman" w:eastAsia="宋体"/>
+          <w:sz w:val="18"/>
+        </w:rPr>
+        <w:t>链接:</w:t>
+      </w:r>
+      <w:hyperlink r:id="rId9">
+        <w:r>
+          <w:rPr>
+            <w:color w:val="0563C1"/>
+            <w:u w:val="single"/>
+          </w:rPr>
+          <w:t>OPPO Enco Air4s 无线耳机发布：32dB 主动降噪 + 43 小时续航，首发 179 元</w:t>
+        </w:r>
+      </w:hyperlink>
+    </w:p>
+    <w:p>
+      <w:pPr>
+        <w:pStyle w:val="Heading3"/>
+      </w:pPr>
+      <w:r>
+        <w:rPr>
+          <w:rFonts w:ascii="Times New Roman" w:hAnsi="Times New Roman" w:eastAsia="黑体"/>
+          <w:b w:val="0"/>
+          <w:color w:val="888888"/>
+          <w:sz w:val="24"/>
+        </w:rPr>
+        <w:t>【C级·参考】</w:t>
+      </w:r>
+      <w:r>
+        <w:rPr>
+          <w:rFonts w:ascii="Times New Roman" w:hAnsi="Times New Roman" w:eastAsia="黑体"/>
+          <w:b w:val="0"/>
+          <w:color w:val="888888"/>
+          <w:sz w:val="24"/>
+        </w:rPr>
         <w:t>极米记得 AI 眼镜 MemoMind One 预售：无摄像头，首发 2699 元</w:t>
       </w:r>
     </w:p>
@@ -91,7 +142,7 @@
         </w:rPr>
         <w:t>链接:</w:t>
       </w:r>
-      <w:hyperlink r:id="rId9">
+      <w:hyperlink r:id="rId10">
         <w:r>
           <w:rPr>
             <w:color w:val="0563C1"/>
@@ -142,7 +193,7 @@
         </w:rPr>
         <w:t>链接:</w:t>
       </w:r>
-      <w:hyperlink r:id="rId10">
+      <w:hyperlink r:id="rId11">
         <w:r>
           <w:rPr>
             <w:color w:val="0563C1"/>
@@ -193,7 +244,7 @@
         </w:rPr>
         <w:t>链接:</w:t>
       </w:r>
-      <w:hyperlink r:id="rId11">
+      <w:hyperlink r:id="rId12">
         <w:r>
           <w:rPr>
             <w:color w:val="0563C1"/>
@@ -244,7 +295,7 @@
         </w:rPr>
         <w:t>链接:</w:t>
       </w:r>
-      <w:hyperlink r:id="rId12">
+      <w:hyperlink r:id="rId13">
         <w:r>
           <w:rPr>
             <w:color w:val="0563C1"/>
@@ -295,115 +346,13 @@
         </w:rPr>
         <w:t>链接:</w:t>
       </w:r>
-      <w:hyperlink r:id="rId13">
+      <w:hyperlink r:id="rId14">
         <w:r>
           <w:rPr>
             <w:color w:val="0563C1"/>
             <w:u w:val="single"/>
           </w:rPr>
           <w:t>美国银行聘请 1000 名外包人员，修复 Mythos 等 AI 模型发现的软件漏洞</w:t>
-        </w:r>
-      </w:hyperlink>
-    </w:p>
-    <w:p>
-      <w:pPr>
-        <w:pStyle w:val="Heading3"/>
-      </w:pPr>
-      <w:r>
-        <w:rPr>
-          <w:rFonts w:ascii="Times New Roman" w:hAnsi="Times New Roman" w:eastAsia="黑体"/>
-          <w:b w:val="0"/>
-          <w:color w:val="888888"/>
-          <w:sz w:val="24"/>
-        </w:rPr>
-        <w:t>【C级·参考】</w:t>
-      </w:r>
-      <w:r>
-        <w:rPr>
-          <w:rFonts w:ascii="Times New Roman" w:hAnsi="Times New Roman" w:eastAsia="黑体"/>
-          <w:b w:val="0"/>
-          <w:color w:val="888888"/>
-          <w:sz w:val="24"/>
-        </w:rPr>
-        <w:t>库克：苹果智能 Apple Intelligence 月底在华发布测试版本，但不包括 Siri AI</w:t>
-      </w:r>
-    </w:p>
-    <w:p>
-      <w:r>
-        <w:rPr>
-          <w:rFonts w:ascii="Times New Roman" w:hAnsi="Times New Roman" w:eastAsia="宋体"/>
-          <w:color w:val="888888"/>
-          <w:sz w:val="18"/>
-        </w:rPr>
-        <w:t>来源:IT之家 | 时间:10-15 16:51</w:t>
-      </w:r>
-    </w:p>
-    <w:p>
-      <w:r>
-        <w:rPr>
-          <w:rFonts w:ascii="Times New Roman" w:hAnsi="Times New Roman" w:eastAsia="宋体"/>
-          <w:sz w:val="18"/>
-        </w:rPr>
-        <w:t>链接:</w:t>
-      </w:r>
-      <w:hyperlink r:id="rId14">
-        <w:r>
-          <w:rPr>
-            <w:color w:val="0563C1"/>
-            <w:u w:val="single"/>
-          </w:rPr>
-          <w:t>库克：苹果智能 Apple Intelligence 月底在华发布测试版本，但不包括 Siri AI</w:t>
-        </w:r>
-      </w:hyperlink>
-    </w:p>
-    <w:p>
-      <w:pPr>
-        <w:pStyle w:val="Heading3"/>
-      </w:pPr>
-      <w:r>
-        <w:rPr>
-          <w:rFonts w:ascii="Times New Roman" w:hAnsi="Times New Roman" w:eastAsia="黑体"/>
-          <w:b w:val="0"/>
-          <w:color w:val="888888"/>
-          <w:sz w:val="24"/>
-        </w:rPr>
-        <w:t>【C级·参考】</w:t>
-      </w:r>
-      <w:r>
-        <w:rPr>
-          <w:rFonts w:ascii="Times New Roman" w:hAnsi="Times New Roman" w:eastAsia="黑体"/>
-          <w:b w:val="0"/>
-          <w:color w:val="888888"/>
-          <w:sz w:val="24"/>
-        </w:rPr>
-        <w:t>OpenCode 宣布 DeepSeek V4.1 Flash 免费提供，但仅支持 200K 上下文</w:t>
-      </w:r>
-    </w:p>
-    <w:p>
-      <w:r>
-        <w:rPr>
-          <w:rFonts w:ascii="Times New Roman" w:hAnsi="Times New Roman" w:eastAsia="宋体"/>
-          <w:color w:val="888888"/>
-          <w:sz w:val="18"/>
-        </w:rPr>
-        <w:t>来源:IT之家 | 时间:10-15 16:47</w:t>
-      </w:r>
-    </w:p>
-    <w:p>
-      <w:r>
-        <w:rPr>
-          <w:rFonts w:ascii="Times New Roman" w:hAnsi="Times New Roman" w:eastAsia="宋体"/>
-          <w:sz w:val="18"/>
-        </w:rPr>
-        <w:t>链接:</w:t>
-      </w:r>
-      <w:hyperlink r:id="rId15">
-        <w:r>
-          <w:rPr>
-            <w:color w:val="0563C1"/>
-            <w:u w:val="single"/>
-          </w:rPr>
-          <w:t>OpenCode 宣布 DeepSeek V4.1 Flash 免费提供，但仅支持 200K 上下文</w:t>
         </w:r>
       </w:hyperlink>
     </w:p>
@@ -448,7 +397,7 @@
         </w:rPr>
         <w:t>链接:</w:t>
       </w:r>
-      <w:hyperlink r:id="rId16">
+      <w:hyperlink r:id="rId15">
         <w:r>
           <w:rPr>
             <w:color w:val="0563C1"/>
@@ -499,64 +448,13 @@
         </w:rPr>
         <w:t>链接:</w:t>
       </w:r>
-      <w:hyperlink r:id="rId17">
+      <w:hyperlink r:id="rId16">
         <w:r>
           <w:rPr>
             <w:color w:val="0563C1"/>
             <w:u w:val="single"/>
           </w:rPr>
           <w:t>千问把AI装进眼镜和耳机：N1 Pro加入眼动交互，耳机支持任务交办</w:t>
-        </w:r>
-      </w:hyperlink>
-    </w:p>
-    <w:p>
-      <w:pPr>
-        <w:pStyle w:val="Heading3"/>
-      </w:pPr>
-      <w:r>
-        <w:rPr>
-          <w:rFonts w:ascii="Times New Roman" w:hAnsi="Times New Roman" w:eastAsia="黑体"/>
-          <w:b w:val="0"/>
-          <w:color w:val="888888"/>
-          <w:sz w:val="24"/>
-        </w:rPr>
-        <w:t>【C级·参考】</w:t>
-      </w:r>
-      <w:r>
-        <w:rPr>
-          <w:rFonts w:ascii="Times New Roman" w:hAnsi="Times New Roman" w:eastAsia="黑体"/>
-          <w:b w:val="0"/>
-          <w:color w:val="888888"/>
-          <w:sz w:val="24"/>
-        </w:rPr>
-        <w:t>极米记得 AI 显示眼镜 MemoMind One 10 月 15 日预售开启：从一副好眼镜，到一副真正有用的专业AI 眼镜</w:t>
-      </w:r>
-    </w:p>
-    <w:p>
-      <w:r>
-        <w:rPr>
-          <w:rFonts w:ascii="Times New Roman" w:hAnsi="Times New Roman" w:eastAsia="宋体"/>
-          <w:color w:val="888888"/>
-          <w:sz w:val="18"/>
-        </w:rPr>
-        <w:t>来源:Bing新闻 | 时间:10-15 11:20</w:t>
-      </w:r>
-    </w:p>
-    <w:p>
-      <w:r>
-        <w:rPr>
-          <w:rFonts w:ascii="Times New Roman" w:hAnsi="Times New Roman" w:eastAsia="宋体"/>
-          <w:sz w:val="18"/>
-        </w:rPr>
-        <w:t>链接:</w:t>
-      </w:r>
-      <w:hyperlink r:id="rId18">
-        <w:r>
-          <w:rPr>
-            <w:color w:val="0563C1"/>
-            <w:u w:val="single"/>
-          </w:rPr>
-          <w:t>极米记得 AI 显示眼镜 MemoMind One 10 月 15 日预售开启：从一副好眼镜，到一副真正有用的专业AI 眼镜</w:t>
         </w:r>
       </w:hyperlink>
     </w:p>
@@ -601,7 +499,7 @@
         </w:rPr>
         <w:t>链接:</w:t>
       </w:r>
-      <w:hyperlink r:id="rId19">
+      <w:hyperlink r:id="rId17">
         <w:r>
           <w:rPr>
             <w:color w:val="0563C1"/>
@@ -652,7 +550,7 @@
         </w:rPr>
         <w:t>链接:</w:t>
       </w:r>
-      <w:hyperlink r:id="rId20">
+      <w:hyperlink r:id="rId18">
         <w:r>
           <w:rPr>
             <w:color w:val="0563C1"/>
@@ -703,13 +601,64 @@
         </w:rPr>
         <w:t>链接:</w:t>
       </w:r>
-      <w:hyperlink r:id="rId21">
+      <w:hyperlink r:id="rId19">
         <w:r>
           <w:rPr>
             <w:color w:val="0563C1"/>
             <w:u w:val="single"/>
           </w:rPr>
           <w:t>“烧十亿token救妹妹”！国内玩家用AI把停服二游“奶”回来了？</w:t>
+        </w:r>
+      </w:hyperlink>
+    </w:p>
+    <w:p>
+      <w:pPr>
+        <w:pStyle w:val="Heading3"/>
+      </w:pPr>
+      <w:r>
+        <w:rPr>
+          <w:rFonts w:ascii="Times New Roman" w:hAnsi="Times New Roman" w:eastAsia="黑体"/>
+          <w:b w:val="0"/>
+          <w:color w:val="888888"/>
+          <w:sz w:val="24"/>
+        </w:rPr>
+        <w:t>【C级·参考】</w:t>
+      </w:r>
+      <w:r>
+        <w:rPr>
+          <w:rFonts w:ascii="Times New Roman" w:hAnsi="Times New Roman" w:eastAsia="黑体"/>
+          <w:b w:val="0"/>
+          <w:color w:val="888888"/>
+          <w:sz w:val="24"/>
+        </w:rPr>
+        <w:t>极米记得 AI 显示眼镜 MemoMind One 10 月 15 日预售开启：从一副好眼镜，到一副真正有用的专业AI 眼镜</w:t>
+      </w:r>
+    </w:p>
+    <w:p>
+      <w:r>
+        <w:rPr>
+          <w:rFonts w:ascii="Times New Roman" w:hAnsi="Times New Roman" w:eastAsia="宋体"/>
+          <w:color w:val="888888"/>
+          <w:sz w:val="18"/>
+        </w:rPr>
+        <w:t>来源:Bing新闻 | 时间:10-15 07:05</w:t>
+      </w:r>
+    </w:p>
+    <w:p>
+      <w:r>
+        <w:rPr>
+          <w:rFonts w:ascii="Times New Roman" w:hAnsi="Times New Roman" w:eastAsia="宋体"/>
+          <w:sz w:val="18"/>
+        </w:rPr>
+        <w:t>链接:</w:t>
+      </w:r>
+      <w:hyperlink r:id="rId20">
+        <w:r>
+          <w:rPr>
+            <w:color w:val="0563C1"/>
+            <w:u w:val="single"/>
+          </w:rPr>
+          <w:t>极米记得 AI 显示眼镜 MemoMind One 10 月 15 日预售开启：从一副好眼镜，到一副真正有用的专业AI 眼镜</w:t>
         </w:r>
       </w:hyperlink>
     </w:p>
@@ -754,64 +703,13 @@
         </w:rPr>
         <w:t>链接:</w:t>
       </w:r>
-      <w:hyperlink r:id="rId22">
+      <w:hyperlink r:id="rId21">
         <w:r>
           <w:rPr>
             <w:color w:val="0563C1"/>
             <w:u w:val="single"/>
           </w:rPr>
           <w:t>颜值党狂喜！Nothing 也要推 AI 眼镜!</w:t>
-        </w:r>
-      </w:hyperlink>
-    </w:p>
-    <w:p>
-      <w:pPr>
-        <w:pStyle w:val="Heading3"/>
-      </w:pPr>
-      <w:r>
-        <w:rPr>
-          <w:rFonts w:ascii="Times New Roman" w:hAnsi="Times New Roman" w:eastAsia="黑体"/>
-          <w:b w:val="0"/>
-          <w:color w:val="888888"/>
-          <w:sz w:val="24"/>
-        </w:rPr>
-        <w:t>【C级·参考】</w:t>
-      </w:r>
-      <w:r>
-        <w:rPr>
-          <w:rFonts w:ascii="Times New Roman" w:hAnsi="Times New Roman" w:eastAsia="黑体"/>
-          <w:b w:val="0"/>
-          <w:color w:val="888888"/>
-          <w:sz w:val="24"/>
-        </w:rPr>
-        <w:t>大眼橙×钉钉联合定义：可弯折AI听记眼镜Q1发布，售价1299元</w:t>
-      </w:r>
-    </w:p>
-    <w:p>
-      <w:r>
-        <w:rPr>
-          <w:rFonts w:ascii="Times New Roman" w:hAnsi="Times New Roman" w:eastAsia="宋体"/>
-          <w:color w:val="888888"/>
-          <w:sz w:val="18"/>
-        </w:rPr>
-        <w:t>来源:Bing新闻 | 时间:10-15 05:19</w:t>
-      </w:r>
-    </w:p>
-    <w:p>
-      <w:r>
-        <w:rPr>
-          <w:rFonts w:ascii="Times New Roman" w:hAnsi="Times New Roman" w:eastAsia="宋体"/>
-          <w:sz w:val="18"/>
-        </w:rPr>
-        <w:t>链接:</w:t>
-      </w:r>
-      <w:hyperlink r:id="rId23">
-        <w:r>
-          <w:rPr>
-            <w:color w:val="0563C1"/>
-            <w:u w:val="single"/>
-          </w:rPr>
-          <w:t>大眼橙×钉钉联合定义：可弯折AI听记眼镜Q1发布，售价1299元</w:t>
         </w:r>
       </w:hyperlink>
     </w:p>
@@ -856,64 +754,13 @@
         </w:rPr>
         <w:t>链接:</w:t>
       </w:r>
-      <w:hyperlink r:id="rId24">
+      <w:hyperlink r:id="rId22">
         <w:r>
           <w:rPr>
             <w:color w:val="0563C1"/>
             <w:u w:val="single"/>
           </w:rPr>
           <w:t>开启AI办公新纪元！大眼橙联合钉钉发布可弯折AI听记眼镜Q1</w:t>
-        </w:r>
-      </w:hyperlink>
-    </w:p>
-    <w:p>
-      <w:pPr>
-        <w:pStyle w:val="Heading3"/>
-      </w:pPr>
-      <w:r>
-        <w:rPr>
-          <w:rFonts w:ascii="Times New Roman" w:hAnsi="Times New Roman" w:eastAsia="黑体"/>
-          <w:b w:val="0"/>
-          <w:color w:val="888888"/>
-          <w:sz w:val="24"/>
-        </w:rPr>
-        <w:t>【C级·参考】</w:t>
-      </w:r>
-      <w:r>
-        <w:rPr>
-          <w:rFonts w:ascii="Times New Roman" w:hAnsi="Times New Roman" w:eastAsia="黑体"/>
-          <w:b w:val="0"/>
-          <w:color w:val="888888"/>
-          <w:sz w:val="24"/>
-        </w:rPr>
-        <w:t>Containment and monitoring failures are to blame for AI hacking reports: experts</w:t>
-      </w:r>
-    </w:p>
-    <w:p>
-      <w:r>
-        <w:rPr>
-          <w:rFonts w:ascii="Times New Roman" w:hAnsi="Times New Roman" w:eastAsia="宋体"/>
-          <w:color w:val="888888"/>
-          <w:sz w:val="18"/>
-        </w:rPr>
-        <w:t>来源:Hacker News | 时间:10-15 01:45</w:t>
-      </w:r>
-    </w:p>
-    <w:p>
-      <w:r>
-        <w:rPr>
-          <w:rFonts w:ascii="Times New Roman" w:hAnsi="Times New Roman" w:eastAsia="宋体"/>
-          <w:sz w:val="18"/>
-        </w:rPr>
-        <w:t>链接:</w:t>
-      </w:r>
-      <w:hyperlink r:id="rId25">
-        <w:r>
-          <w:rPr>
-            <w:color w:val="0563C1"/>
-            <w:u w:val="single"/>
-          </w:rPr>
-          <w:t>Containment and monitoring failures are to blame for AI hacking reports: experts</w:t>
         </w:r>
       </w:hyperlink>
     </w:p>
@@ -958,13 +805,64 @@
         </w:rPr>
         <w:t>链接:</w:t>
       </w:r>
-      <w:hyperlink r:id="rId26">
+      <w:hyperlink r:id="rId23">
         <w:r>
           <w:rPr>
             <w:color w:val="0563C1"/>
             <w:u w:val="single"/>
           </w:rPr>
           <w:t>极米科技旗下AI眼镜MemoMind One开启预售</w:t>
+        </w:r>
+      </w:hyperlink>
+    </w:p>
+    <w:p>
+      <w:pPr>
+        <w:pStyle w:val="Heading3"/>
+      </w:pPr>
+      <w:r>
+        <w:rPr>
+          <w:rFonts w:ascii="Times New Roman" w:hAnsi="Times New Roman" w:eastAsia="黑体"/>
+          <w:b w:val="0"/>
+          <w:color w:val="888888"/>
+          <w:sz w:val="24"/>
+        </w:rPr>
+        <w:t>【C级·参考】</w:t>
+      </w:r>
+      <w:r>
+        <w:rPr>
+          <w:rFonts w:ascii="Times New Roman" w:hAnsi="Times New Roman" w:eastAsia="黑体"/>
+          <w:b w:val="0"/>
+          <w:color w:val="888888"/>
+          <w:sz w:val="24"/>
+        </w:rPr>
+        <w:t>Epic与迪士尼IP大作延期：“要求员工只能用AI写代码、搞美术”，引爆全球玩家非议</w:t>
+      </w:r>
+    </w:p>
+    <w:p>
+      <w:r>
+        <w:rPr>
+          <w:rFonts w:ascii="Times New Roman" w:hAnsi="Times New Roman" w:eastAsia="宋体"/>
+          <w:color w:val="888888"/>
+          <w:sz w:val="18"/>
+        </w:rPr>
+        <w:t>来源:GameLook | 时间:10-14 09:54</w:t>
+      </w:r>
+    </w:p>
+    <w:p>
+      <w:r>
+        <w:rPr>
+          <w:rFonts w:ascii="Times New Roman" w:hAnsi="Times New Roman" w:eastAsia="宋体"/>
+          <w:sz w:val="18"/>
+        </w:rPr>
+        <w:t>链接:</w:t>
+      </w:r>
+      <w:hyperlink r:id="rId24">
+        <w:r>
+          <w:rPr>
+            <w:color w:val="0563C1"/>
+            <w:u w:val="single"/>
+          </w:rPr>
+          <w:t>Epic与迪士尼IP大作延期：“要求员工只能用AI写代码、搞美术”，引爆全球玩家非议</w:t>
         </w:r>
       </w:hyperlink>
     </w:p>
@@ -1021,7 +919,7 @@
         </w:rPr>
         <w:t>链接:</w:t>
       </w:r>
-      <w:hyperlink r:id="rId27">
+      <w:hyperlink r:id="rId25">
         <w:r>
           <w:rPr>
             <w:color w:val="0563C1"/>
@@ -1118,7 +1016,7 @@
         </w:rPr>
         <w:t>链接:</w:t>
       </w:r>
-      <w:hyperlink r:id="rId28">
+      <w:hyperlink r:id="rId26">
         <w:r>
           <w:rPr>
             <w:color w:val="0563C1"/>
@@ -1169,64 +1067,13 @@
         </w:rPr>
         <w:t>链接:</w:t>
       </w:r>
-      <w:hyperlink r:id="rId29">
+      <w:hyperlink r:id="rId27">
         <w:r>
           <w:rPr>
             <w:color w:val="0563C1"/>
             <w:u w:val="single"/>
           </w:rPr>
           <w:t>《007：初露锋芒》游戏 Switch 2 版明年 3 月 18 日发售，现已开启预购</w:t>
-        </w:r>
-      </w:hyperlink>
-    </w:p>
-    <w:p>
-      <w:pPr>
-        <w:pStyle w:val="Heading3"/>
-      </w:pPr>
-      <w:r>
-        <w:rPr>
-          <w:rFonts w:ascii="Times New Roman" w:hAnsi="Times New Roman" w:eastAsia="黑体"/>
-          <w:b w:val="0"/>
-          <w:color w:val="888888"/>
-          <w:sz w:val="24"/>
-        </w:rPr>
-        <w:t>【C级·参考】</w:t>
-      </w:r>
-      <w:r>
-        <w:rPr>
-          <w:rFonts w:ascii="Times New Roman" w:hAnsi="Times New Roman" w:eastAsia="黑体"/>
-          <w:b w:val="0"/>
-          <w:color w:val="888888"/>
-          <w:sz w:val="24"/>
-        </w:rPr>
-        <w:t>任天堂公布《火焰之纹章万缕千丝》游戏首款 DLC，219 港元含 3 组内容</w:t>
-      </w:r>
-    </w:p>
-    <w:p>
-      <w:r>
-        <w:rPr>
-          <w:rFonts w:ascii="Times New Roman" w:hAnsi="Times New Roman" w:eastAsia="宋体"/>
-          <w:color w:val="888888"/>
-          <w:sz w:val="18"/>
-        </w:rPr>
-        <w:t>来源:IT之家 | 时间:10-15 16:39</w:t>
-      </w:r>
-    </w:p>
-    <w:p>
-      <w:r>
-        <w:rPr>
-          <w:rFonts w:ascii="Times New Roman" w:hAnsi="Times New Roman" w:eastAsia="宋体"/>
-          <w:sz w:val="18"/>
-        </w:rPr>
-        <w:t>链接:</w:t>
-      </w:r>
-      <w:hyperlink r:id="rId30">
-        <w:r>
-          <w:rPr>
-            <w:color w:val="0563C1"/>
-            <w:u w:val="single"/>
-          </w:rPr>
-          <w:t>任天堂公布《火焰之纹章万缕千丝》游戏首款 DLC，219 港元含 3 组内容</w:t>
         </w:r>
       </w:hyperlink>
     </w:p>
@@ -1271,7 +1118,7 @@
         </w:rPr>
         <w:t>链接:</w:t>
       </w:r>
-      <w:hyperlink r:id="rId31">
+      <w:hyperlink r:id="rId28">
         <w:r>
           <w:rPr>
             <w:color w:val="0563C1"/>
@@ -1322,7 +1169,7 @@
         </w:rPr>
         <w:t>链接:</w:t>
       </w:r>
-      <w:hyperlink r:id="rId32">
+      <w:hyperlink r:id="rId29">
         <w:r>
           <w:rPr>
             <w:color w:val="0563C1"/>
@@ -1373,7 +1220,7 @@
         </w:rPr>
         <w:t>链接:</w:t>
       </w:r>
-      <w:hyperlink r:id="rId33">
+      <w:hyperlink r:id="rId30">
         <w:r>
           <w:rPr>
             <w:color w:val="0563C1"/>
@@ -1424,13 +1271,166 @@
         </w:rPr>
         <w:t>链接:</w:t>
       </w:r>
+      <w:hyperlink r:id="rId31">
+        <w:r>
+          <w:rPr>
+            <w:color w:val="0563C1"/>
+            <w:u w:val="single"/>
+          </w:rPr>
+          <w:t>“审查游戏有多苦”？韩国监管“自曝悲催账单”：103人一年要审45万款游戏</w:t>
+        </w:r>
+      </w:hyperlink>
+    </w:p>
+    <w:p>
+      <w:pPr>
+        <w:pStyle w:val="Heading3"/>
+      </w:pPr>
+      <w:r>
+        <w:rPr>
+          <w:rFonts w:ascii="Times New Roman" w:hAnsi="Times New Roman" w:eastAsia="黑体"/>
+          <w:b w:val="0"/>
+          <w:color w:val="888888"/>
+          <w:sz w:val="24"/>
+        </w:rPr>
+        <w:t>【C级·参考】</w:t>
+      </w:r>
+      <w:r>
+        <w:rPr>
+          <w:rFonts w:ascii="Times New Roman" w:hAnsi="Times New Roman" w:eastAsia="黑体"/>
+          <w:b w:val="0"/>
+          <w:color w:val="888888"/>
+          <w:sz w:val="24"/>
+        </w:rPr>
+        <w:t>《影之刃零》发售倒计时，对话梁其伟：游戏30小时，让世界记住“中国功夫朋克”</w:t>
+      </w:r>
+    </w:p>
+    <w:p>
+      <w:r>
+        <w:rPr>
+          <w:rFonts w:ascii="Times New Roman" w:hAnsi="Times New Roman" w:eastAsia="宋体"/>
+          <w:color w:val="888888"/>
+          <w:sz w:val="18"/>
+        </w:rPr>
+        <w:t>来源:GameLook | 时间:10-14 10:16</w:t>
+      </w:r>
+    </w:p>
+    <w:p>
+      <w:r>
+        <w:rPr>
+          <w:rFonts w:ascii="Times New Roman" w:hAnsi="Times New Roman" w:eastAsia="宋体"/>
+          <w:sz w:val="18"/>
+        </w:rPr>
+        <w:t>链接:</w:t>
+      </w:r>
+      <w:hyperlink r:id="rId32">
+        <w:r>
+          <w:rPr>
+            <w:color w:val="0563C1"/>
+            <w:u w:val="single"/>
+          </w:rPr>
+          <w:t>《影之刃零》发售倒计时，对话梁其伟：游戏30小时，让世界记住“中国功夫朋克”</w:t>
+        </w:r>
+      </w:hyperlink>
+    </w:p>
+    <w:p>
+      <w:pPr>
+        <w:pStyle w:val="Heading3"/>
+      </w:pPr>
+      <w:r>
+        <w:rPr>
+          <w:rFonts w:ascii="Times New Roman" w:hAnsi="Times New Roman" w:eastAsia="黑体"/>
+          <w:b w:val="0"/>
+          <w:color w:val="888888"/>
+          <w:sz w:val="24"/>
+        </w:rPr>
+        <w:t>【C级·参考】</w:t>
+      </w:r>
+      <w:r>
+        <w:rPr>
+          <w:rFonts w:ascii="Times New Roman" w:hAnsi="Times New Roman" w:eastAsia="黑体"/>
+          <w:b w:val="0"/>
+          <w:color w:val="888888"/>
+          <w:sz w:val="24"/>
+        </w:rPr>
+        <w:t>“打不过G胖就加入”？苹果AppStore迎独立游戏周，全面拥抱PC独游手游版？</w:t>
+      </w:r>
+    </w:p>
+    <w:p>
+      <w:r>
+        <w:rPr>
+          <w:rFonts w:ascii="Times New Roman" w:hAnsi="Times New Roman" w:eastAsia="宋体"/>
+          <w:color w:val="888888"/>
+          <w:sz w:val="18"/>
+        </w:rPr>
+        <w:t>来源:GameLook | 时间:10-14 10:04</w:t>
+      </w:r>
+    </w:p>
+    <w:p>
+      <w:r>
+        <w:rPr>
+          <w:rFonts w:ascii="Times New Roman" w:hAnsi="Times New Roman" w:eastAsia="宋体"/>
+          <w:sz w:val="18"/>
+        </w:rPr>
+        <w:t>链接:</w:t>
+      </w:r>
+      <w:hyperlink r:id="rId33">
+        <w:r>
+          <w:rPr>
+            <w:color w:val="0563C1"/>
+            <w:u w:val="single"/>
+          </w:rPr>
+          <w:t>“打不过G胖就加入”？苹果AppStore迎独立游戏周，全面拥抱PC独游手游版？</w:t>
+        </w:r>
+      </w:hyperlink>
+    </w:p>
+    <w:p>
+      <w:pPr>
+        <w:pStyle w:val="Heading3"/>
+      </w:pPr>
+      <w:r>
+        <w:rPr>
+          <w:rFonts w:ascii="Times New Roman" w:hAnsi="Times New Roman" w:eastAsia="黑体"/>
+          <w:b w:val="0"/>
+          <w:color w:val="888888"/>
+          <w:sz w:val="24"/>
+        </w:rPr>
+        <w:t>【C级·参考】</w:t>
+      </w:r>
+      <w:r>
+        <w:rPr>
+          <w:rFonts w:ascii="Times New Roman" w:hAnsi="Times New Roman" w:eastAsia="黑体"/>
+          <w:b w:val="0"/>
+          <w:color w:val="888888"/>
+          <w:sz w:val="24"/>
+        </w:rPr>
+        <w:t>韩国游戏大厂“主播充值3亿韩元，游戏干到畅销榜冠军”，被议员批斗“操纵榜单”！</w:t>
+      </w:r>
+    </w:p>
+    <w:p>
+      <w:r>
+        <w:rPr>
+          <w:rFonts w:ascii="Times New Roman" w:hAnsi="Times New Roman" w:eastAsia="宋体"/>
+          <w:color w:val="888888"/>
+          <w:sz w:val="18"/>
+        </w:rPr>
+        <w:t>来源:GameLook | 时间:10-14 09:55</w:t>
+      </w:r>
+    </w:p>
+    <w:p>
+      <w:r>
+        <w:rPr>
+          <w:rFonts w:ascii="Times New Roman" w:hAnsi="Times New Roman" w:eastAsia="宋体"/>
+          <w:sz w:val="18"/>
+        </w:rPr>
+        <w:t>链接:</w:t>
+      </w:r>
       <w:hyperlink r:id="rId34">
         <w:r>
           <w:rPr>
             <w:color w:val="0563C1"/>
             <w:u w:val="single"/>
           </w:rPr>
-          <w:t>“审查游戏有多苦”？韩国监管“自曝悲催账单”：103人一年要审45万款游戏</w:t>
+          <w:t>韩国游戏大厂“主播充值3亿韩元，游戏干到畅销榜冠军”，被议员批斗“操纵榜单”！</w:t>
         </w:r>
       </w:hyperlink>
     </w:p>
@@ -1466,7 +1466,7 @@
           <w:color w:val="888888"/>
           <w:sz w:val="24"/>
         </w:rPr>
-        <w:t>9999 → 8999 元：苹果 iPhone 18 Pro 国补立减千元 + 国家贴息 12 期免息</w:t>
+        <w:t>【已结束】9999 → 8999 元：苹果 iPhone 18 Pro 国补立减千元 + 国家贴息 12 期免息</w:t>
       </w:r>
     </w:p>
     <w:p>
@@ -1493,7 +1493,7 @@
             <w:color w:val="0563C1"/>
             <w:u w:val="single"/>
           </w:rPr>
-          <w:t>9999 → 8999 元：苹果 iPhone 18 Pro 国补立减千元 + 国家贴息 12 期免息</w:t>
+          <w:t>【已结束】9999 → 8999 元：苹果 iPhone 18 Pro 国补立减千元 + 国家贴息 12 期免息</w:t>
         </w:r>
       </w:hyperlink>
     </w:p>
@@ -1676,7 +1676,7 @@
           <w:rFonts w:ascii="Times New Roman" w:hAnsi="Times New Roman" w:eastAsia="宋体"/>
           <w:sz w:val="18"/>
         </w:rPr>
-        <w:t>IT之家(60)、GameLook(14)、HackerNews(3)、Bing新闻(10)</w:t>
+        <w:t>IT之家(60)、GameLook(14)、HackerNews(1)、Bing新闻(8)</w:t>
       </w:r>
     </w:p>
     <w:p>
